--- a/templates/ICICI_SINGLE_BORROWER_3_LOANS.docx
+++ b/templates/ICICI_SINGLE_BORROWER_3_LOANS.docx
@@ -71,8 +71,6 @@
       <w:pPr>
         <w:pStyle w:val="Standard"/>
       </w:pPr>
-      <w:bookmarkStart w:id="0" w:name="_GoBack"/>
-      <w:bookmarkEnd w:id="0"/>
     </w:p>
     <w:p>
       <w:pPr>
@@ -96,27 +94,420 @@
         <w:jc w:val="both"/>
       </w:pPr>
       <w:r>
+        <w:rPr>
+          <w:b/>
+          <w:sz w:val="28"/>
+          <w:szCs w:val="28"/>
+        </w:rPr>
+        <w:t>MORTGAGE MONEY</w:t>
+      </w:r>
+      <w:r>
+        <w:rPr>
+          <w:b/>
+          <w:sz w:val="28"/>
+          <w:szCs w:val="28"/>
+        </w:rPr>
+        <w:tab/>
+      </w:r>
+      <w:r>
+        <w:rPr>
+          <w:b/>
+          <w:sz w:val="28"/>
+          <w:szCs w:val="28"/>
+        </w:rPr>
+        <w:tab/>
+      </w:r>
+      <w:r>
+        <w:rPr>
+          <w:b/>
+          <w:sz w:val="28"/>
+          <w:szCs w:val="28"/>
+        </w:rPr>
+        <w:tab/>
+      </w:r>
+      <w:r>
+        <w:rPr>
+          <w:b/>
+          <w:sz w:val="28"/>
+          <w:szCs w:val="28"/>
+        </w:rPr>
+        <w:tab/>
+      </w:r>
+      <w:r>
+        <w:rPr>
+          <w:b/>
+          <w:sz w:val="28"/>
+          <w:szCs w:val="28"/>
+        </w:rPr>
+        <w:tab/>
+      </w:r>
+      <w:r>
+        <w:rPr>
+          <w:b/>
+          <w:sz w:val="28"/>
+          <w:szCs w:val="28"/>
+        </w:rPr>
+        <w:t xml:space="preserve"> RS. {{</w:t>
+      </w:r>
+      <w:proofErr w:type="gramStart"/>
+      <w:r>
+        <w:rPr>
+          <w:b/>
+          <w:sz w:val="28"/>
+          <w:szCs w:val="28"/>
+        </w:rPr>
+        <w:t>ls[</w:t>
+      </w:r>
+      <w:proofErr w:type="gramEnd"/>
+      <w:r>
+        <w:rPr>
+          <w:b/>
+          <w:sz w:val="28"/>
+          <w:szCs w:val="28"/>
+        </w:rPr>
+        <w:t>0].a}}</w:t>
+      </w:r>
+    </w:p>
+    <w:p>
+      <w:pPr>
+        <w:pStyle w:val="Standard"/>
+        <w:spacing w:after="0"/>
+        <w:jc w:val="both"/>
+        <w:rPr>
+          <w:b/>
+          <w:sz w:val="28"/>
+          <w:szCs w:val="28"/>
+        </w:rPr>
+      </w:pPr>
+      <w:r>
+        <w:rPr>
+          <w:b/>
+          <w:sz w:val="28"/>
+          <w:szCs w:val="28"/>
+        </w:rPr>
+        <w:t xml:space="preserve">PERIOD OF MORTGAGE </w:t>
+      </w:r>
+      <w:r>
+        <w:rPr>
+          <w:b/>
+          <w:sz w:val="28"/>
+          <w:szCs w:val="28"/>
+        </w:rPr>
+        <w:tab/>
+      </w:r>
+      <w:r>
+        <w:rPr>
+          <w:b/>
+          <w:sz w:val="28"/>
+          <w:szCs w:val="28"/>
+        </w:rPr>
+        <w:tab/>
+      </w:r>
+      <w:r>
+        <w:rPr>
+          <w:b/>
+          <w:sz w:val="28"/>
+          <w:szCs w:val="28"/>
+        </w:rPr>
+        <w:tab/>
+      </w:r>
+      <w:r>
+        <w:rPr>
+          <w:b/>
+          <w:sz w:val="28"/>
+          <w:szCs w:val="28"/>
+        </w:rPr>
+        <w:tab/>
+      </w:r>
+      <w:r>
+        <w:rPr>
+          <w:b/>
+          <w:sz w:val="28"/>
+          <w:szCs w:val="28"/>
+        </w:rPr>
+        <w:tab/>
+      </w:r>
+      <w:r>
+        <w:rPr>
+          <w:b/>
+          <w:sz w:val="28"/>
+          <w:szCs w:val="28"/>
+        </w:rPr>
+        <w:t>{{</w:t>
+      </w:r>
+      <w:proofErr w:type="spellStart"/>
+      <w:proofErr w:type="gramStart"/>
+      <w:r>
+        <w:rPr>
+          <w:b/>
+          <w:sz w:val="28"/>
+          <w:szCs w:val="28"/>
+        </w:rPr>
+        <w:t>ls</w:t>
+      </w:r>
+      <w:proofErr w:type="spellEnd"/>
+      <w:r>
+        <w:rPr>
+          <w:b/>
+          <w:sz w:val="28"/>
+          <w:szCs w:val="28"/>
+        </w:rPr>
+        <w:t>[</w:t>
+      </w:r>
+      <w:proofErr w:type="gramEnd"/>
+      <w:r>
+        <w:rPr>
+          <w:b/>
+          <w:sz w:val="28"/>
+          <w:szCs w:val="28"/>
+        </w:rPr>
+        <w:t>0].t}}</w:t>
+      </w:r>
+    </w:p>
+    <w:p>
+      <w:pPr>
+        <w:pStyle w:val="Standard"/>
+        <w:spacing w:after="0"/>
+        <w:jc w:val="both"/>
+      </w:pPr>
+      <w:r>
+        <w:rPr>
+          <w:b/>
+          <w:sz w:val="28"/>
+          <w:szCs w:val="28"/>
+        </w:rPr>
+        <w:t>MORTGAGE MONEY</w:t>
+      </w:r>
+      <w:r>
+        <w:rPr>
+          <w:b/>
+          <w:sz w:val="28"/>
+          <w:szCs w:val="28"/>
+        </w:rPr>
+        <w:tab/>
+      </w:r>
+      <w:r>
+        <w:rPr>
+          <w:b/>
+          <w:sz w:val="28"/>
+          <w:szCs w:val="28"/>
+        </w:rPr>
+        <w:tab/>
+      </w:r>
+      <w:r>
+        <w:rPr>
+          <w:b/>
+          <w:sz w:val="28"/>
+          <w:szCs w:val="28"/>
+        </w:rPr>
+        <w:tab/>
+      </w:r>
+      <w:r>
+        <w:rPr>
+          <w:b/>
+          <w:sz w:val="28"/>
+          <w:szCs w:val="28"/>
+        </w:rPr>
+        <w:tab/>
+      </w:r>
+      <w:r>
+        <w:rPr>
+          <w:b/>
+          <w:sz w:val="28"/>
+          <w:szCs w:val="28"/>
+        </w:rPr>
+        <w:tab/>
+      </w:r>
+      <w:r>
+        <w:rPr>
+          <w:b/>
+          <w:sz w:val="28"/>
+          <w:szCs w:val="28"/>
+        </w:rPr>
+        <w:t xml:space="preserve"> RS. {{</w:t>
+      </w:r>
+      <w:proofErr w:type="gramStart"/>
+      <w:r>
+        <w:rPr>
+          <w:b/>
+          <w:sz w:val="28"/>
+          <w:szCs w:val="28"/>
+        </w:rPr>
+        <w:t>ls[</w:t>
+      </w:r>
+      <w:proofErr w:type="gramEnd"/>
+      <w:r>
+        <w:rPr>
+          <w:b/>
+          <w:sz w:val="28"/>
+          <w:szCs w:val="28"/>
+        </w:rPr>
+        <w:t>1].a}}</w:t>
+      </w:r>
+    </w:p>
+    <w:p>
+      <w:pPr>
+        <w:pStyle w:val="Standard"/>
+        <w:spacing w:after="0"/>
+        <w:jc w:val="both"/>
+        <w:rPr>
+          <w:b/>
+          <w:sz w:val="28"/>
+          <w:szCs w:val="28"/>
+        </w:rPr>
+      </w:pPr>
+      <w:r>
+        <w:rPr>
+          <w:b/>
+          <w:sz w:val="28"/>
+          <w:szCs w:val="28"/>
+        </w:rPr>
+        <w:t xml:space="preserve">PERIOD OF MORTGAGE </w:t>
+      </w:r>
+      <w:r>
+        <w:rPr>
+          <w:b/>
+          <w:sz w:val="28"/>
+          <w:szCs w:val="28"/>
+        </w:rPr>
+        <w:tab/>
+      </w:r>
+      <w:r>
+        <w:rPr>
+          <w:b/>
+          <w:sz w:val="28"/>
+          <w:szCs w:val="28"/>
+        </w:rPr>
+        <w:tab/>
+      </w:r>
+      <w:r>
+        <w:rPr>
+          <w:b/>
+          <w:sz w:val="28"/>
+          <w:szCs w:val="28"/>
+        </w:rPr>
+        <w:tab/>
+      </w:r>
+      <w:r>
+        <w:rPr>
+          <w:b/>
+          <w:sz w:val="28"/>
+          <w:szCs w:val="28"/>
+        </w:rPr>
+        <w:tab/>
+      </w:r>
+      <w:r>
+        <w:rPr>
+          <w:b/>
+          <w:sz w:val="28"/>
+          <w:szCs w:val="28"/>
+        </w:rPr>
+        <w:tab/>
+      </w:r>
+      <w:r>
+        <w:rPr>
+          <w:b/>
+          <w:sz w:val="28"/>
+          <w:szCs w:val="28"/>
+        </w:rPr>
+        <w:t>{{</w:t>
+      </w:r>
+      <w:proofErr w:type="spellStart"/>
+      <w:proofErr w:type="gramStart"/>
+      <w:r>
+        <w:rPr>
+          <w:b/>
+          <w:sz w:val="28"/>
+          <w:szCs w:val="28"/>
+        </w:rPr>
+        <w:t>ls</w:t>
+      </w:r>
+      <w:proofErr w:type="spellEnd"/>
+      <w:r>
+        <w:rPr>
+          <w:b/>
+          <w:sz w:val="28"/>
+          <w:szCs w:val="28"/>
+        </w:rPr>
+        <w:t>[</w:t>
+      </w:r>
+      <w:proofErr w:type="gramEnd"/>
+      <w:r>
+        <w:rPr>
+          <w:b/>
+          <w:sz w:val="28"/>
+          <w:szCs w:val="28"/>
+        </w:rPr>
+        <w:t>1].t}}</w:t>
+      </w:r>
+    </w:p>
+    <w:p>
+      <w:pPr>
+        <w:pStyle w:val="Standard"/>
+        <w:spacing w:after="0"/>
+        <w:jc w:val="both"/>
+      </w:pPr>
+      <w:r>
+        <w:rPr>
+          <w:b/>
+          <w:sz w:val="28"/>
+          <w:szCs w:val="28"/>
+        </w:rPr>
         <w:t xml:space="preserve">MORTGAGE MONEY </w:t>
-        <w:tab/>
-        <w:tab/>
-        <w:tab/>
-        <w:tab/>
-        <w:tab/>
-        <w:tab/>
-        <w:tab/>
-        <w:t>RS. {{ls[0].a}}/-</w:t>
+      </w:r>
+      <w:r>
+        <w:rPr>
+          <w:b/>
+          <w:sz w:val="28"/>
+          <w:szCs w:val="28"/>
+        </w:rPr>
+        <w:tab/>
+      </w:r>
+      <w:r>
+        <w:rPr>
+          <w:b/>
+          <w:sz w:val="28"/>
+          <w:szCs w:val="28"/>
+        </w:rPr>
+        <w:tab/>
+      </w:r>
+      <w:r>
+        <w:rPr>
+          <w:b/>
+          <w:sz w:val="28"/>
+          <w:szCs w:val="28"/>
+        </w:rPr>
+        <w:tab/>
+      </w:r>
+      <w:r>
+        <w:rPr>
+          <w:b/>
+          <w:sz w:val="28"/>
+          <w:szCs w:val="28"/>
+        </w:rPr>
+        <w:tab/>
+      </w:r>
+      <w:r>
+        <w:rPr>
+          <w:b/>
+          <w:sz w:val="28"/>
+          <w:szCs w:val="28"/>
+        </w:rPr>
+        <w:tab/>
+      </w:r>
+      <w:r>
+        <w:rPr>
+          <w:b/>
+          <w:sz w:val="28"/>
+          <w:szCs w:val="28"/>
+        </w:rPr>
+        <w:t>RS. {{ls[2].a}}</w:t>
       </w:r>
     </w:p>
     <w:p>
       <w:pPr>
         <w:pStyle w:val="Standard"/>
         <w:spacing w:after="0"/>
-        <w:jc w:val="both"/>
-        <w:rPr>
-          <w:b/>
-          <w:sz w:val="28"/>
-          <w:szCs w:val="28"/>
-        </w:rPr>
       </w:pPr>
       <w:r>
         <w:rPr>
@@ -172,31 +563,35 @@
           <w:sz w:val="28"/>
           <w:szCs w:val="28"/>
         </w:rPr>
-        <w:tab/>
-      </w:r>
-      <w:r>
-        <w:rPr>
-          <w:b/>
-          <w:sz w:val="28"/>
-          <w:szCs w:val="28"/>
-        </w:rPr>
-        <w:tab/>
-      </w:r>
-      <w:r>
-        <w:rPr>
-          <w:b/>
-          <w:sz w:val="28"/>
-          <w:szCs w:val="28"/>
-        </w:rPr>
-        <w:t>240</w:t>
-      </w:r>
-      <w:r>
-        <w:rPr>
-          <w:b/>
-          <w:sz w:val="28"/>
-          <w:szCs w:val="28"/>
-        </w:rPr>
-        <w:t xml:space="preserve"> Months</w:t>
+        <w:t>{{</w:t>
+      </w:r>
+      <w:proofErr w:type="spellStart"/>
+      <w:proofErr w:type="gramStart"/>
+      <w:r>
+        <w:rPr>
+          <w:b/>
+          <w:sz w:val="28"/>
+          <w:szCs w:val="28"/>
+        </w:rPr>
+        <w:t>ls</w:t>
+      </w:r>
+      <w:proofErr w:type="spellEnd"/>
+      <w:r>
+        <w:rPr>
+          <w:b/>
+          <w:sz w:val="28"/>
+          <w:szCs w:val="28"/>
+        </w:rPr>
+        <w:t>[</w:t>
+      </w:r>
+      <w:proofErr w:type="gramEnd"/>
+      <w:r>
+        <w:rPr>
+          <w:b/>
+          <w:sz w:val="28"/>
+          <w:szCs w:val="28"/>
+        </w:rPr>
+        <w:t>2].t}}</w:t>
       </w:r>
     </w:p>
     <w:p>
@@ -205,221 +600,6 @@
         <w:spacing w:after="0"/>
         <w:jc w:val="both"/>
       </w:pPr>
-      <w:r>
-        <w:t xml:space="preserve">MORTGAGE MONEY </w:t>
-        <w:tab/>
-        <w:tab/>
-        <w:tab/>
-        <w:tab/>
-        <w:tab/>
-        <w:tab/>
-        <w:tab/>
-        <w:t>RS. {{ls[1].a}}/-</w:t>
-      </w:r>
-    </w:p>
-    <w:p>
-      <w:pPr>
-        <w:pStyle w:val="Standard"/>
-        <w:spacing w:after="0"/>
-        <w:jc w:val="both"/>
-        <w:rPr>
-          <w:b/>
-          <w:sz w:val="28"/>
-          <w:szCs w:val="28"/>
-        </w:rPr>
-      </w:pPr>
-      <w:r>
-        <w:rPr>
-          <w:b/>
-          <w:sz w:val="28"/>
-          <w:szCs w:val="28"/>
-        </w:rPr>
-        <w:t xml:space="preserve">PERIOD OF MORTGAGE </w:t>
-      </w:r>
-      <w:r>
-        <w:rPr>
-          <w:b/>
-          <w:sz w:val="28"/>
-          <w:szCs w:val="28"/>
-        </w:rPr>
-        <w:tab/>
-      </w:r>
-      <w:r>
-        <w:rPr>
-          <w:b/>
-          <w:sz w:val="28"/>
-          <w:szCs w:val="28"/>
-        </w:rPr>
-        <w:tab/>
-      </w:r>
-      <w:r>
-        <w:rPr>
-          <w:b/>
-          <w:sz w:val="28"/>
-          <w:szCs w:val="28"/>
-        </w:rPr>
-        <w:tab/>
-      </w:r>
-      <w:r>
-        <w:rPr>
-          <w:b/>
-          <w:sz w:val="28"/>
-          <w:szCs w:val="28"/>
-        </w:rPr>
-        <w:tab/>
-      </w:r>
-      <w:r>
-        <w:rPr>
-          <w:b/>
-          <w:sz w:val="28"/>
-          <w:szCs w:val="28"/>
-        </w:rPr>
-        <w:tab/>
-      </w:r>
-      <w:r>
-        <w:rPr>
-          <w:b/>
-          <w:sz w:val="28"/>
-          <w:szCs w:val="28"/>
-        </w:rPr>
-        <w:tab/>
-      </w:r>
-      <w:r>
-        <w:rPr>
-          <w:b/>
-          <w:sz w:val="28"/>
-          <w:szCs w:val="28"/>
-        </w:rPr>
-        <w:tab/>
-      </w:r>
-      <w:r>
-        <w:rPr>
-          <w:b/>
-          <w:sz w:val="28"/>
-          <w:szCs w:val="28"/>
-        </w:rPr>
-        <w:t>180</w:t>
-      </w:r>
-      <w:r>
-        <w:rPr>
-          <w:b/>
-          <w:sz w:val="28"/>
-          <w:szCs w:val="28"/>
-        </w:rPr>
-        <w:t xml:space="preserve"> Months</w:t>
-      </w:r>
-    </w:p>
-    <w:p>
-      <w:pPr>
-        <w:pStyle w:val="Standard"/>
-        <w:spacing w:after="0"/>
-        <w:jc w:val="both"/>
-      </w:pPr>
-      <w:r>
-        <w:t xml:space="preserve">MORTGAGE MONEY </w:t>
-        <w:tab/>
-        <w:tab/>
-        <w:tab/>
-        <w:tab/>
-        <w:tab/>
-        <w:tab/>
-        <w:tab/>
-        <w:t>RS. {{ls[2].a}}/-</w:t>
-      </w:r>
-    </w:p>
-    <w:p>
-      <w:pPr>
-        <w:pStyle w:val="Standard"/>
-        <w:spacing w:after="0"/>
-        <w:jc w:val="both"/>
-      </w:pPr>
-      <w:r>
-        <w:rPr>
-          <w:b/>
-          <w:sz w:val="28"/>
-          <w:szCs w:val="28"/>
-        </w:rPr>
-        <w:t xml:space="preserve">PERIOD OF MORTGAGE </w:t>
-      </w:r>
-      <w:r>
-        <w:rPr>
-          <w:b/>
-          <w:sz w:val="28"/>
-          <w:szCs w:val="28"/>
-        </w:rPr>
-        <w:tab/>
-      </w:r>
-      <w:r>
-        <w:rPr>
-          <w:b/>
-          <w:sz w:val="28"/>
-          <w:szCs w:val="28"/>
-        </w:rPr>
-        <w:tab/>
-      </w:r>
-      <w:r>
-        <w:rPr>
-          <w:b/>
-          <w:sz w:val="28"/>
-          <w:szCs w:val="28"/>
-        </w:rPr>
-        <w:tab/>
-      </w:r>
-      <w:r>
-        <w:rPr>
-          <w:b/>
-          <w:sz w:val="28"/>
-          <w:szCs w:val="28"/>
-        </w:rPr>
-        <w:tab/>
-      </w:r>
-      <w:r>
-        <w:rPr>
-          <w:b/>
-          <w:sz w:val="28"/>
-          <w:szCs w:val="28"/>
-        </w:rPr>
-        <w:tab/>
-      </w:r>
-      <w:r>
-        <w:rPr>
-          <w:b/>
-          <w:sz w:val="28"/>
-          <w:szCs w:val="28"/>
-        </w:rPr>
-        <w:tab/>
-      </w:r>
-      <w:r>
-        <w:rPr>
-          <w:b/>
-          <w:sz w:val="28"/>
-          <w:szCs w:val="28"/>
-        </w:rPr>
-        <w:tab/>
-      </w:r>
-      <w:r>
-        <w:rPr>
-          <w:b/>
-          <w:sz w:val="28"/>
-          <w:szCs w:val="28"/>
-        </w:rPr>
-        <w:t>120</w:t>
-      </w:r>
-      <w:r>
-        <w:rPr>
-          <w:b/>
-          <w:sz w:val="28"/>
-          <w:szCs w:val="28"/>
-        </w:rPr>
-        <w:t xml:space="preserve"> Months</w:t>
-      </w:r>
-    </w:p>
-    <w:p>
-      <w:pPr>
-        <w:pStyle w:val="Standard"/>
-        <w:spacing w:after="0"/>
-        <w:jc w:val="both"/>
-      </w:pPr>
     </w:p>
     <w:p>
       <w:pPr>
@@ -436,16 +616,116 @@
         <w:jc w:val="both"/>
       </w:pPr>
       <w:r>
-        <w:t>This Deed of Simple Mortgage executed at Jaipur on this {{rd}} between:</w:t>
-      </w:r>
-    </w:p>
-    <w:p>
-      <w:pPr>
-        <w:pStyle w:val="Standard"/>
-        <w:jc w:val="both"/>
-      </w:pPr>
-      <w:r>
-        <w:t>Mrs. {{bs[0].n}} W/o Mr. {{bs[0].rn}}, Age {{bs[0].a}} Years, Resident at {{bs[0].adr}} hereinafter referred to as “the mortgagor” which expression shall unless it be repugnant to the context or meaning thereof, be deemed to include their heirs, administrators, legal representatives, executors and assigns) of the one part.</w:t>
+        <w:rPr>
+          <w:sz w:val="28"/>
+          <w:szCs w:val="28"/>
+        </w:rPr>
+        <w:t>This Deed of Simple Mortgage executed at</w:t>
+      </w:r>
+      <w:r>
+        <w:rPr>
+          <w:sz w:val="28"/>
+          <w:szCs w:val="28"/>
+        </w:rPr>
+        <w:t xml:space="preserve"> Jaipur</w:t>
+      </w:r>
+      <w:r>
+        <w:rPr>
+          <w:sz w:val="28"/>
+          <w:szCs w:val="28"/>
+        </w:rPr>
+        <w:t xml:space="preserve"> on this {{rd}} between:</w:t>
+      </w:r>
+    </w:p>
+    <w:p>
+      <w:pPr>
+        <w:pStyle w:val="Standard"/>
+        <w:jc w:val="both"/>
+      </w:pPr>
+      <w:r>
+        <w:rPr>
+          <w:b/>
+          <w:sz w:val="28"/>
+          <w:szCs w:val="28"/>
+        </w:rPr>
+        <w:t>{{bs[0].s}} {{bs[0].n}}</w:t>
+      </w:r>
+      <w:r>
+        <w:rPr>
+          <w:b/>
+          <w:sz w:val="28"/>
+          <w:szCs w:val="28"/>
+        </w:rPr>
+        <w:t xml:space="preserve"> </w:t>
+      </w:r>
+      <w:r>
+        <w:rPr>
+          <w:b/>
+          <w:sz w:val="28"/>
+          <w:szCs w:val="28"/>
+        </w:rPr>
+        <w:t>{{bs[0].r}} {{bs[0].rn}}</w:t>
+      </w:r>
+      <w:r>
+        <w:rPr>
+          <w:b/>
+          <w:sz w:val="28"/>
+          <w:szCs w:val="28"/>
+        </w:rPr>
+        <w:t>, Age {{bs[0].a}} Years</w:t>
+      </w:r>
+      <w:r>
+        <w:rPr>
+          <w:b/>
+          <w:sz w:val="28"/>
+          <w:szCs w:val="28"/>
+        </w:rPr>
+        <w:t>,</w:t>
+      </w:r>
+      <w:r>
+        <w:rPr>
+          <w:b/>
+          <w:sz w:val="28"/>
+          <w:szCs w:val="28"/>
+        </w:rPr>
+        <w:t xml:space="preserve"> </w:t>
+      </w:r>
+      <w:r>
+        <w:rPr>
+          <w:b/>
+          <w:sz w:val="28"/>
+          <w:szCs w:val="28"/>
+        </w:rPr>
+        <w:t>Resident at {{bs[0].adr}}</w:t>
+      </w:r>
+      <w:r>
+        <w:rPr>
+          <w:b/>
+          <w:sz w:val="28"/>
+          <w:szCs w:val="28"/>
+        </w:rPr>
+        <w:t xml:space="preserve"> </w:t>
+      </w:r>
+      <w:r>
+        <w:rPr>
+          <w:sz w:val="28"/>
+          <w:szCs w:val="28"/>
+        </w:rPr>
+        <w:t xml:space="preserve">hereinafter referred to as </w:t>
+      </w:r>
+      <w:r>
+        <w:rPr>
+          <w:sz w:val="28"/>
+          <w:szCs w:val="28"/>
+        </w:rPr>
+        <w:t>“</w:t>
+      </w:r>
+      <w:r>
+        <w:rPr>
+          <w:sz w:val="28"/>
+          <w:szCs w:val="28"/>
+        </w:rPr>
+        <w:t>the mortgagor” which expression shall unless it be repugnant to the context or meaning thereof, be deemed to include their heirs, administrators, legal representatives, executors and assigns) of the one part.</w:t>
       </w:r>
     </w:p>
     <w:p>
@@ -541,7 +821,165 @@
         </w:rPr>
       </w:pPr>
       <w:r>
-        <w:t>2.ICICI Home Finance Company Ltd. a company within the meaning of the companies Act 1956 and having its registered office at ICICI Bank Towes, Bandra Kurla Complex, Mumbai 400051 and among other having one of its branch offices at Shop No.146-149, Laxmi Complex, Subhash Marg, C-scheme, Jaipur-302001, Rajasthan through its authorized Signatory Mr. {{bsign.n}} S/o Mr. {{bsign.rn}} hereinafter referred to as “the Mortgagee” which expression shall unless it be repugnant to the context or meaning thereof shall mean and include its successors and assigns) of the other part.</w:t>
+        <w:rPr>
+          <w:sz w:val="28"/>
+          <w:szCs w:val="28"/>
+        </w:rPr>
+        <w:t>2.</w:t>
+      </w:r>
+      <w:r>
+        <w:rPr>
+          <w:sz w:val="28"/>
+          <w:szCs w:val="28"/>
+        </w:rPr>
+        <w:t xml:space="preserve">ICICI Home Finance Company Ltd. a company within the meaning of the companies Act 1956 and having its registered office at ICICI Bank </w:t>
+      </w:r>
+      <w:proofErr w:type="spellStart"/>
+      <w:r>
+        <w:rPr>
+          <w:sz w:val="28"/>
+          <w:szCs w:val="28"/>
+        </w:rPr>
+        <w:t>Towes</w:t>
+      </w:r>
+      <w:proofErr w:type="spellEnd"/>
+      <w:r>
+        <w:rPr>
+          <w:sz w:val="28"/>
+          <w:szCs w:val="28"/>
+        </w:rPr>
+        <w:t xml:space="preserve">, </w:t>
+      </w:r>
+      <w:proofErr w:type="spellStart"/>
+      <w:r>
+        <w:rPr>
+          <w:sz w:val="28"/>
+          <w:szCs w:val="28"/>
+        </w:rPr>
+        <w:t>Bandra</w:t>
+      </w:r>
+      <w:proofErr w:type="spellEnd"/>
+      <w:r>
+        <w:rPr>
+          <w:sz w:val="28"/>
+          <w:szCs w:val="28"/>
+        </w:rPr>
+        <w:t xml:space="preserve"> </w:t>
+      </w:r>
+      <w:proofErr w:type="spellStart"/>
+      <w:r>
+        <w:rPr>
+          <w:sz w:val="28"/>
+          <w:szCs w:val="28"/>
+        </w:rPr>
+        <w:t>Kurla</w:t>
+      </w:r>
+      <w:proofErr w:type="spellEnd"/>
+      <w:r>
+        <w:rPr>
+          <w:sz w:val="28"/>
+          <w:szCs w:val="28"/>
+        </w:rPr>
+        <w:t xml:space="preserve"> Complex, Mumbai 400051 and among other having one of its branch offices at </w:t>
+      </w:r>
+      <w:r>
+        <w:rPr>
+          <w:sz w:val="28"/>
+          <w:szCs w:val="28"/>
+        </w:rPr>
+        <w:t xml:space="preserve">Shop No.146-149, </w:t>
+      </w:r>
+      <w:proofErr w:type="spellStart"/>
+      <w:r>
+        <w:rPr>
+          <w:sz w:val="28"/>
+          <w:szCs w:val="28"/>
+        </w:rPr>
+        <w:t>Laxmi</w:t>
+      </w:r>
+      <w:proofErr w:type="spellEnd"/>
+      <w:r>
+        <w:rPr>
+          <w:sz w:val="28"/>
+          <w:szCs w:val="28"/>
+        </w:rPr>
+        <w:t xml:space="preserve"> Complex, </w:t>
+      </w:r>
+      <w:proofErr w:type="spellStart"/>
+      <w:r>
+        <w:rPr>
+          <w:sz w:val="28"/>
+          <w:szCs w:val="28"/>
+        </w:rPr>
+        <w:t>Subhash</w:t>
+      </w:r>
+      <w:proofErr w:type="spellEnd"/>
+      <w:r>
+        <w:rPr>
+          <w:sz w:val="28"/>
+          <w:szCs w:val="28"/>
+        </w:rPr>
+        <w:t xml:space="preserve"> Marg, C-scheme, Jaipur-302001, Rajasthan</w:t>
+      </w:r>
+      <w:r>
+        <w:rPr>
+          <w:sz w:val="28"/>
+          <w:szCs w:val="28"/>
+        </w:rPr>
+        <w:t xml:space="preserve"> through its authorized Signatory </w:t>
+      </w:r>
+      <w:r>
+        <w:rPr>
+          <w:b/>
+          <w:sz w:val="28"/>
+          <w:szCs w:val="28"/>
+        </w:rPr>
+        <w:t>Mr. {{bsign.n}}</w:t>
+      </w:r>
+      <w:r>
+        <w:rPr>
+          <w:b/>
+          <w:sz w:val="28"/>
+          <w:szCs w:val="28"/>
+        </w:rPr>
+        <w:t xml:space="preserve"> </w:t>
+      </w:r>
+      <w:r>
+        <w:rPr>
+          <w:b/>
+          <w:sz w:val="28"/>
+          <w:szCs w:val="28"/>
+        </w:rPr>
+        <w:t>{{bsign.r}} {{bsign.rn}}</w:t>
+      </w:r>
+      <w:r>
+        <w:rPr>
+          <w:b/>
+          <w:sz w:val="28"/>
+          <w:szCs w:val="28"/>
+        </w:rPr>
+        <w:t xml:space="preserve"> </w:t>
+      </w:r>
+      <w:r>
+        <w:rPr>
+          <w:sz w:val="28"/>
+          <w:szCs w:val="28"/>
+        </w:rPr>
+        <w:t>hereinafter referred to as “the Mortgagee” which expression shall unless it be repugnant to the context or meaning thereof shall mean and inc</w:t>
+      </w:r>
+      <w:r>
+        <w:rPr>
+          <w:sz w:val="28"/>
+          <w:szCs w:val="28"/>
+        </w:rPr>
+        <w:t>lude its successors and assigns</w:t>
+      </w:r>
+      <w:r>
+        <w:rPr>
+          <w:sz w:val="28"/>
+          <w:szCs w:val="28"/>
+        </w:rPr>
+        <w:t>) of the other part.</w:t>
       </w:r>
     </w:p>
     <w:p>
@@ -578,57 +1016,727 @@
         </w:rPr>
       </w:pPr>
       <w:r>
+        <w:rPr>
+          <w:sz w:val="28"/>
+          <w:szCs w:val="28"/>
+        </w:rPr>
         <w:t xml:space="preserve">a) </w:t>
-        <w:tab/>
-        <w:t>The mortgagor is the owner of and well and sufficiently seized and possessed the property {{ps[0].adr}}, vide Registered sale deed dated 13.12.2023 executed by Mrs. Meena Sharma W/o Mr. Rajeshwar Shaarma in favour of Mrs. {{bs[0].n}} W/o Mr. Heera Lal Sharma for the sale of Plot No. A-18, Area 90.00 Sq. Yards, with site plan and the same has been registered in the office of sub registrar Jaipur-X, on dated 14.12.2023, R.S. No. 202303190118213, Book No. I, Vol. No. 384, at Page No. 82, and affixed on additional Book No. I, Vol. No. 1534, at Page No. 472 to 489., which is more particularly described in the Schedule hereunder written (hereinafter referred to as “the said property”)</w:t>
-      </w:r>
-    </w:p>
-    <w:p>
-      <w:pPr>
-        <w:pStyle w:val="Standard"/>
-        <w:jc w:val="both"/>
-      </w:pPr>
-      <w:r>
+      </w:r>
+      <w:r>
+        <w:rPr>
+          <w:sz w:val="28"/>
+          <w:szCs w:val="28"/>
+        </w:rPr>
+        <w:tab/>
+      </w:r>
+      <w:r>
+        <w:rPr>
+          <w:sz w:val="28"/>
+          <w:szCs w:val="28"/>
+        </w:rPr>
+        <w:t>The mortgagor is the owner of and well and sufficiently seized and possessed the Property {{ps[0].adr}}</w:t>
+      </w:r>
+      <w:r>
+        <w:rPr>
+          <w:sz w:val="28"/>
+          <w:szCs w:val="28"/>
+        </w:rPr>
+        <w:t xml:space="preserve">, vide </w:t>
+      </w:r>
+      <w:r>
+        <w:rPr>
+          <w:sz w:val="28"/>
+          <w:szCs w:val="28"/>
+        </w:rPr>
+        <w:t xml:space="preserve">Registered sale deed dated 13.12.2023 executed by Mrs. </w:t>
+      </w:r>
+      <w:proofErr w:type="spellStart"/>
+      <w:r>
+        <w:rPr>
+          <w:sz w:val="28"/>
+          <w:szCs w:val="28"/>
+        </w:rPr>
+        <w:t>Meena</w:t>
+      </w:r>
+      <w:proofErr w:type="spellEnd"/>
+      <w:r>
+        <w:rPr>
+          <w:sz w:val="28"/>
+          <w:szCs w:val="28"/>
+        </w:rPr>
+        <w:t xml:space="preserve"> Sharma W/o Mr. </w:t>
+      </w:r>
+      <w:proofErr w:type="spellStart"/>
+      <w:r>
+        <w:rPr>
+          <w:sz w:val="28"/>
+          <w:szCs w:val="28"/>
+        </w:rPr>
+        <w:t>Rajeshwar</w:t>
+      </w:r>
+      <w:proofErr w:type="spellEnd"/>
+      <w:r>
+        <w:rPr>
+          <w:sz w:val="28"/>
+          <w:szCs w:val="28"/>
+        </w:rPr>
+        <w:t xml:space="preserve"> </w:t>
+      </w:r>
+      <w:proofErr w:type="spellStart"/>
+      <w:r>
+        <w:rPr>
+          <w:sz w:val="28"/>
+          <w:szCs w:val="28"/>
+        </w:rPr>
+        <w:t>Shaarma</w:t>
+      </w:r>
+      <w:proofErr w:type="spellEnd"/>
+      <w:r>
+        <w:rPr>
+          <w:sz w:val="28"/>
+          <w:szCs w:val="28"/>
+        </w:rPr>
+        <w:t xml:space="preserve"> in </w:t>
+      </w:r>
+      <w:proofErr w:type="spellStart"/>
+      <w:r>
+        <w:rPr>
+          <w:sz w:val="28"/>
+          <w:szCs w:val="28"/>
+        </w:rPr>
+        <w:t>favour</w:t>
+      </w:r>
+      <w:proofErr w:type="spellEnd"/>
+      <w:r>
+        <w:rPr>
+          <w:sz w:val="28"/>
+          <w:szCs w:val="28"/>
+        </w:rPr>
+        <w:t xml:space="preserve"> of {{bs[0].s}} {{bs[0].n}} W/o Mr. </w:t>
+      </w:r>
+      <w:proofErr w:type="spellStart"/>
+      <w:r>
+        <w:rPr>
+          <w:sz w:val="28"/>
+          <w:szCs w:val="28"/>
+        </w:rPr>
+        <w:t>Heera</w:t>
+      </w:r>
+      <w:proofErr w:type="spellEnd"/>
+      <w:r>
+        <w:rPr>
+          <w:sz w:val="28"/>
+          <w:szCs w:val="28"/>
+        </w:rPr>
+        <w:t xml:space="preserve"> </w:t>
+      </w:r>
+      <w:proofErr w:type="spellStart"/>
+      <w:r>
+        <w:rPr>
+          <w:sz w:val="28"/>
+          <w:szCs w:val="28"/>
+        </w:rPr>
+        <w:t>Lal</w:t>
+      </w:r>
+      <w:proofErr w:type="spellEnd"/>
+      <w:r>
+        <w:rPr>
+          <w:sz w:val="28"/>
+          <w:szCs w:val="28"/>
+        </w:rPr>
+        <w:t xml:space="preserve"> Sharma for the sale of Plot No. A-18, Area 90.00 Sq. Yards, with site plan and the same has been registered in the office of sub registrar Jaipur-X, on dated 14.12.2023, R.S. No. 202303190118213, Book No. I, Vol. No. 384, at Page No. 82, and affixed on additional Book No. I, Vol. No. 1534, at Page No. 472 to </w:t>
+      </w:r>
+      <w:proofErr w:type="gramStart"/>
+      <w:r>
+        <w:rPr>
+          <w:sz w:val="28"/>
+          <w:szCs w:val="28"/>
+        </w:rPr>
+        <w:t>489.</w:t>
+      </w:r>
+      <w:r>
+        <w:rPr>
+          <w:sz w:val="28"/>
+          <w:szCs w:val="28"/>
+        </w:rPr>
+        <w:t>,</w:t>
+      </w:r>
+      <w:proofErr w:type="gramEnd"/>
+      <w:r>
+        <w:rPr>
+          <w:sz w:val="28"/>
+          <w:szCs w:val="28"/>
+        </w:rPr>
+        <w:t xml:space="preserve"> </w:t>
+      </w:r>
+      <w:r>
+        <w:rPr>
+          <w:sz w:val="28"/>
+          <w:szCs w:val="28"/>
+        </w:rPr>
+        <w:t>which is more particularly described in the Schedule hereunder written (hereinafter referred to as “the said property”)</w:t>
+      </w:r>
+    </w:p>
+    <w:p>
+      <w:pPr>
+        <w:pStyle w:val="Standard"/>
+        <w:jc w:val="both"/>
+      </w:pPr>
+      <w:r>
+        <w:rPr>
+          <w:sz w:val="28"/>
+          <w:szCs w:val="28"/>
+        </w:rPr>
         <w:t>b)</w:t>
-        <w:tab/>
-        <w:t>Pursuant to the said request of the mortgagor, the mortgagee agreed to lend and advance of Rs. {{ls[0].a}}/- (Rupees {{ls[0].w}}) vide its sanction letter dated {{ad}} Via LAN Number {{ls[0].n}},  Rs. {{ls[1].a}}/- (Rupees {{ls[1].w}}) Sanction letter dated {{ad}} Via LAN Number {{ls[1].n}} and Rs. {{ls[2].a}}/- (Rupees {{ls[2].w}}) Sanction letter dated {{ad}} Via LAN Number {{ls[2].n}} against the security of the said property by way of simple mortgage over the said property for securing repayment of the principal together with interest commission, costs, charges, expenses and all other monies whatsoever stipulated in or payable by the mortgagor under the standard terms and/or the Loan Agreement dated {{ad}} the loan/credit facility shall be secured, inter alia by a charge on the said property. The Mortgagor are the borrower under the Loan Agreement dated {{ad}}</w:t>
-      </w:r>
-    </w:p>
-    <w:p>
-      <w:pPr>
-        <w:pStyle w:val="Standard"/>
-        <w:jc w:val="both"/>
-        <w:rPr>
-          <w:sz w:val="28"/>
-          <w:szCs w:val="28"/>
-        </w:rPr>
-      </w:pPr>
-      <w:r>
+      </w:r>
+      <w:r>
+        <w:rPr>
+          <w:sz w:val="28"/>
+          <w:szCs w:val="28"/>
+        </w:rPr>
+        <w:tab/>
+        <w:t xml:space="preserve">Pursuant to the said request of the mortgagor, the mortgagee agreed to lend and advance of </w:t>
+      </w:r>
+      <w:proofErr w:type="spellStart"/>
+      <w:r>
+        <w:rPr>
+          <w:b/>
+          <w:bCs/>
+          <w:sz w:val="28"/>
+          <w:szCs w:val="28"/>
+        </w:rPr>
+        <w:t>Rs</w:t>
+      </w:r>
+      <w:proofErr w:type="spellEnd"/>
+      <w:r>
+        <w:rPr>
+          <w:b/>
+          <w:bCs/>
+          <w:sz w:val="28"/>
+          <w:szCs w:val="28"/>
+        </w:rPr>
+        <w:t>. {{</w:t>
+      </w:r>
+      <w:proofErr w:type="spellStart"/>
+      <w:r>
+        <w:rPr>
+          <w:b/>
+          <w:bCs/>
+          <w:sz w:val="28"/>
+          <w:szCs w:val="28"/>
+        </w:rPr>
+        <w:t>ls</w:t>
+      </w:r>
+      <w:proofErr w:type="spellEnd"/>
+      <w:r>
+        <w:rPr>
+          <w:b/>
+          <w:bCs/>
+          <w:sz w:val="28"/>
+          <w:szCs w:val="28"/>
+        </w:rPr>
+        <w:t>[0].a}} ({{</w:t>
+      </w:r>
+      <w:proofErr w:type="spellStart"/>
+      <w:r>
+        <w:rPr>
+          <w:b/>
+          <w:bCs/>
+          <w:sz w:val="28"/>
+          <w:szCs w:val="28"/>
+        </w:rPr>
+        <w:t>ls</w:t>
+      </w:r>
+      <w:proofErr w:type="spellEnd"/>
+      <w:r>
+        <w:rPr>
+          <w:b/>
+          <w:bCs/>
+          <w:sz w:val="28"/>
+          <w:szCs w:val="28"/>
+        </w:rPr>
+        <w:t>[0].w}})</w:t>
+      </w:r>
+      <w:r>
+        <w:rPr>
+          <w:sz w:val="28"/>
+          <w:szCs w:val="28"/>
+        </w:rPr>
+        <w:t xml:space="preserve">vide its sanction letter dated </w:t>
+      </w:r>
+      <w:r>
+        <w:rPr>
+          <w:sz w:val="28"/>
+          <w:szCs w:val="28"/>
+        </w:rPr>
+        <w:t>{{ad}}</w:t>
+      </w:r>
+      <w:r>
+        <w:rPr>
+          <w:sz w:val="28"/>
+          <w:szCs w:val="28"/>
+        </w:rPr>
+        <w:t xml:space="preserve"> </w:t>
+      </w:r>
+      <w:r>
+        <w:rPr>
+          <w:sz w:val="28"/>
+          <w:szCs w:val="28"/>
+        </w:rPr>
+        <w:t>Via LAN Number {{</w:t>
+      </w:r>
+      <w:proofErr w:type="spellStart"/>
+      <w:r>
+        <w:rPr>
+          <w:sz w:val="28"/>
+          <w:szCs w:val="28"/>
+        </w:rPr>
+        <w:t>ls</w:t>
+      </w:r>
+      <w:proofErr w:type="spellEnd"/>
+      <w:r>
+        <w:rPr>
+          <w:sz w:val="28"/>
+          <w:szCs w:val="28"/>
+        </w:rPr>
+        <w:t>[0].n}}</w:t>
+      </w:r>
+      <w:r>
+        <w:rPr>
+          <w:rFonts w:asciiTheme="minorHAnsi" w:hAnsiTheme="minorHAnsi" w:cstheme="minorHAnsi"/>
+          <w:color w:val="000000"/>
+          <w:sz w:val="28"/>
+          <w:szCs w:val="28"/>
+          <w:shd w:val="clear" w:color="auto" w:fill="FFFFFF"/>
+        </w:rPr>
+        <w:t xml:space="preserve">, </w:t>
+      </w:r>
+      <w:r>
+        <w:rPr>
+          <w:sz w:val="28"/>
+          <w:szCs w:val="28"/>
+        </w:rPr>
+        <w:t xml:space="preserve"> </w:t>
+      </w:r>
+      <w:proofErr w:type="spellStart"/>
+      <w:r>
+        <w:rPr>
+          <w:b/>
+          <w:bCs/>
+          <w:sz w:val="28"/>
+          <w:szCs w:val="28"/>
+        </w:rPr>
+        <w:t>Rs</w:t>
+      </w:r>
+      <w:proofErr w:type="spellEnd"/>
+      <w:r>
+        <w:rPr>
+          <w:b/>
+          <w:bCs/>
+          <w:sz w:val="28"/>
+          <w:szCs w:val="28"/>
+        </w:rPr>
+        <w:t>. {{</w:t>
+      </w:r>
+      <w:proofErr w:type="spellStart"/>
+      <w:r>
+        <w:rPr>
+          <w:b/>
+          <w:bCs/>
+          <w:sz w:val="28"/>
+          <w:szCs w:val="28"/>
+        </w:rPr>
+        <w:t>ls</w:t>
+      </w:r>
+      <w:proofErr w:type="spellEnd"/>
+      <w:r>
+        <w:rPr>
+          <w:b/>
+          <w:bCs/>
+          <w:sz w:val="28"/>
+          <w:szCs w:val="28"/>
+        </w:rPr>
+        <w:t>[1].a}} ({{</w:t>
+      </w:r>
+      <w:proofErr w:type="spellStart"/>
+      <w:r>
+        <w:rPr>
+          <w:b/>
+          <w:bCs/>
+          <w:sz w:val="28"/>
+          <w:szCs w:val="28"/>
+        </w:rPr>
+        <w:t>ls</w:t>
+      </w:r>
+      <w:proofErr w:type="spellEnd"/>
+      <w:r>
+        <w:rPr>
+          <w:b/>
+          <w:bCs/>
+          <w:sz w:val="28"/>
+          <w:szCs w:val="28"/>
+        </w:rPr>
+        <w:t>[1].w}})</w:t>
+      </w:r>
+      <w:r>
+        <w:rPr>
+          <w:b/>
+          <w:bCs/>
+          <w:sz w:val="28"/>
+          <w:szCs w:val="28"/>
+        </w:rPr>
+        <w:t xml:space="preserve"> </w:t>
+      </w:r>
+      <w:r>
+        <w:rPr>
+          <w:sz w:val="28"/>
+          <w:szCs w:val="28"/>
+        </w:rPr>
+        <w:t xml:space="preserve">Sanction letter dated </w:t>
+      </w:r>
+      <w:r>
+        <w:rPr>
+          <w:sz w:val="28"/>
+          <w:szCs w:val="28"/>
+        </w:rPr>
+        <w:t>{{ad}}</w:t>
+      </w:r>
+      <w:r>
+        <w:rPr>
+          <w:sz w:val="28"/>
+          <w:szCs w:val="28"/>
+        </w:rPr>
+        <w:t xml:space="preserve"> </w:t>
+      </w:r>
+      <w:r>
+        <w:rPr>
+          <w:sz w:val="28"/>
+          <w:szCs w:val="28"/>
+        </w:rPr>
+        <w:t>Via LAN Number {{</w:t>
+      </w:r>
+      <w:proofErr w:type="spellStart"/>
+      <w:r>
+        <w:rPr>
+          <w:sz w:val="28"/>
+          <w:szCs w:val="28"/>
+        </w:rPr>
+        <w:t>ls</w:t>
+      </w:r>
+      <w:proofErr w:type="spellEnd"/>
+      <w:r>
+        <w:rPr>
+          <w:sz w:val="28"/>
+          <w:szCs w:val="28"/>
+        </w:rPr>
+        <w:t>[1].n}}</w:t>
+      </w:r>
+      <w:r>
+        <w:rPr>
+          <w:rFonts w:asciiTheme="minorHAnsi" w:hAnsiTheme="minorHAnsi" w:cstheme="minorHAnsi"/>
+          <w:color w:val="000000"/>
+          <w:sz w:val="28"/>
+          <w:szCs w:val="28"/>
+          <w:shd w:val="clear" w:color="auto" w:fill="FFFFFF"/>
+        </w:rPr>
+        <w:t xml:space="preserve"> and </w:t>
+      </w:r>
+      <w:proofErr w:type="spellStart"/>
+      <w:r>
+        <w:rPr>
+          <w:b/>
+          <w:bCs/>
+          <w:sz w:val="28"/>
+          <w:szCs w:val="28"/>
+        </w:rPr>
+        <w:t>Rs</w:t>
+      </w:r>
+      <w:proofErr w:type="spellEnd"/>
+      <w:r>
+        <w:rPr>
+          <w:b/>
+          <w:bCs/>
+          <w:sz w:val="28"/>
+          <w:szCs w:val="28"/>
+        </w:rPr>
+        <w:t>. {{</w:t>
+      </w:r>
+      <w:proofErr w:type="spellStart"/>
+      <w:r>
+        <w:rPr>
+          <w:b/>
+          <w:bCs/>
+          <w:sz w:val="28"/>
+          <w:szCs w:val="28"/>
+        </w:rPr>
+        <w:t>ls</w:t>
+      </w:r>
+      <w:proofErr w:type="spellEnd"/>
+      <w:r>
+        <w:rPr>
+          <w:b/>
+          <w:bCs/>
+          <w:sz w:val="28"/>
+          <w:szCs w:val="28"/>
+        </w:rPr>
+        <w:t>[2].a}} ({{</w:t>
+      </w:r>
+      <w:proofErr w:type="spellStart"/>
+      <w:r>
+        <w:rPr>
+          <w:b/>
+          <w:bCs/>
+          <w:sz w:val="28"/>
+          <w:szCs w:val="28"/>
+        </w:rPr>
+        <w:t>ls</w:t>
+      </w:r>
+      <w:proofErr w:type="spellEnd"/>
+      <w:r>
+        <w:rPr>
+          <w:b/>
+          <w:bCs/>
+          <w:sz w:val="28"/>
+          <w:szCs w:val="28"/>
+        </w:rPr>
+        <w:t>[2].w}})</w:t>
+      </w:r>
+      <w:r>
+        <w:rPr>
+          <w:b/>
+          <w:bCs/>
+          <w:sz w:val="28"/>
+          <w:szCs w:val="28"/>
+        </w:rPr>
+        <w:t xml:space="preserve"> </w:t>
+      </w:r>
+      <w:r>
+        <w:rPr>
+          <w:sz w:val="28"/>
+          <w:szCs w:val="28"/>
+        </w:rPr>
+        <w:t xml:space="preserve">Sanction letter dated </w:t>
+      </w:r>
+      <w:r>
+        <w:rPr>
+          <w:sz w:val="28"/>
+          <w:szCs w:val="28"/>
+        </w:rPr>
+        <w:t>{{ad}}</w:t>
+      </w:r>
+      <w:r>
+        <w:rPr>
+          <w:sz w:val="28"/>
+          <w:szCs w:val="28"/>
+        </w:rPr>
+        <w:t xml:space="preserve"> </w:t>
+      </w:r>
+      <w:r>
+        <w:rPr>
+          <w:sz w:val="28"/>
+          <w:szCs w:val="28"/>
+        </w:rPr>
+        <w:t>Via LAN Number {{ls[2].n}}</w:t>
+      </w:r>
+      <w:r>
+        <w:rPr>
+          <w:sz w:val="28"/>
+          <w:szCs w:val="28"/>
+        </w:rPr>
+        <w:t xml:space="preserve"> </w:t>
+      </w:r>
+      <w:r>
+        <w:rPr>
+          <w:sz w:val="28"/>
+          <w:szCs w:val="28"/>
+        </w:rPr>
+        <w:t>against the security of the said property by way of simple mortgage over the said property for securing repayment of the principal together with</w:t>
+      </w:r>
+      <w:r>
+        <w:rPr>
+          <w:sz w:val="28"/>
+          <w:szCs w:val="28"/>
+        </w:rPr>
+        <w:t xml:space="preserve"> interest commission, costs, charges, expenses and all other monies whatsoever stipulated in or payable by the mortgagor under the standard terms and/or the Loan Agreement dated {{ad}}</w:t>
+      </w:r>
+      <w:r>
+        <w:rPr>
+          <w:sz w:val="28"/>
+          <w:szCs w:val="28"/>
+        </w:rPr>
+        <w:t xml:space="preserve"> </w:t>
+      </w:r>
+      <w:r>
+        <w:rPr>
+          <w:sz w:val="28"/>
+          <w:szCs w:val="28"/>
+        </w:rPr>
+        <w:t>the loan/credit facility shall be secured, inter alia by a charge on the said property. The Mortgagor are the borrower under the Loan Agreement dated {{ad}}</w:t>
+      </w:r>
+    </w:p>
+    <w:p>
+      <w:pPr>
+        <w:pStyle w:val="Standard"/>
+        <w:jc w:val="both"/>
+        <w:rPr>
+          <w:sz w:val="28"/>
+          <w:szCs w:val="28"/>
+        </w:rPr>
+      </w:pPr>
+      <w:r>
+        <w:rPr>
+          <w:sz w:val="28"/>
+          <w:szCs w:val="28"/>
+        </w:rPr>
         <w:t>d)</w:t>
-        <w:tab/>
-        <w:t xml:space="preserve">The loan granted as aforesaid is subject to disbursement in accordance with the terms and conditions as more particularly elaborated in the said sanction letter/under the standard terms and/or the Loan agreement dated {{ad}} </w:t>
-      </w:r>
-    </w:p>
-    <w:p>
-      <w:pPr>
-        <w:pStyle w:val="Standard"/>
-        <w:jc w:val="both"/>
-      </w:pPr>
-      <w:r>
+      </w:r>
+      <w:r>
+        <w:rPr>
+          <w:sz w:val="28"/>
+          <w:szCs w:val="28"/>
+        </w:rPr>
+        <w:tab/>
+        <w:t>The loan granted as aforesaid is subject to disbursement in accordance with the terms and conditions as more particularly elaborated in the said sanction letter/under the standard terms and/or the Loan Agreement dated {{ad}}</w:t>
+      </w:r>
+      <w:r>
+        <w:rPr>
+          <w:sz w:val="28"/>
+          <w:szCs w:val="28"/>
+        </w:rPr>
+        <w:t xml:space="preserve"> </w:t>
+      </w:r>
+    </w:p>
+    <w:p>
+      <w:pPr>
+        <w:pStyle w:val="Standard"/>
+        <w:jc w:val="both"/>
+      </w:pPr>
+      <w:r>
+        <w:rPr>
+          <w:sz w:val="28"/>
+          <w:szCs w:val="28"/>
+        </w:rPr>
         <w:t>e)</w:t>
-        <w:tab/>
-        <w:t>The loan sanctioned/advanced/lent/disbursed or agreed to be advance/lend/disburse is subject to the terms and conditions contained in the sanction letter/under the standard terms and/or the Loan Agreement dated {{ad}} executed by the Mortgagor herein and other borrower in the loan agreement dated {{ad}} which is repayable in installments as more particulars described in the Schedule written under the said loan Agreement.</w:t>
-      </w:r>
-    </w:p>
-    <w:p>
-      <w:pPr>
-        <w:pStyle w:val="Standard"/>
-        <w:jc w:val="both"/>
-      </w:pPr>
-      <w:r>
+      </w:r>
+      <w:r>
+        <w:rPr>
+          <w:sz w:val="28"/>
+          <w:szCs w:val="28"/>
+        </w:rPr>
+        <w:tab/>
+        <w:t>The loan sanctioned/advanced/lent/disbursed or agreed to be advance/lend/disburse is subject to the terms and conditions contained in the sanction letter/under the standard terms and/or the Loan Agreement dated {{ad}}</w:t>
+      </w:r>
+      <w:r>
+        <w:rPr>
+          <w:sz w:val="28"/>
+          <w:szCs w:val="28"/>
+        </w:rPr>
+        <w:t xml:space="preserve"> </w:t>
+      </w:r>
+      <w:r>
+        <w:rPr>
+          <w:sz w:val="28"/>
+          <w:szCs w:val="28"/>
+        </w:rPr>
+        <w:t>executed by the Mortgagor herein and other borrower in the Loan Agreement dated {{ad}}</w:t>
+      </w:r>
+      <w:r>
+        <w:rPr>
+          <w:sz w:val="28"/>
+          <w:szCs w:val="28"/>
+        </w:rPr>
+        <w:t xml:space="preserve"> </w:t>
+      </w:r>
+      <w:r>
+        <w:rPr>
+          <w:sz w:val="28"/>
+          <w:szCs w:val="28"/>
+        </w:rPr>
+        <w:t>which is repayable in installments as more particulars described in the Schedule written under the said loan Agreement.</w:t>
+      </w:r>
+    </w:p>
+    <w:p>
+      <w:pPr>
+        <w:pStyle w:val="Standard"/>
+        <w:jc w:val="both"/>
+      </w:pPr>
+      <w:r>
+        <w:rPr>
+          <w:sz w:val="28"/>
+          <w:szCs w:val="28"/>
+        </w:rPr>
+        <w:lastRenderedPageBreak/>
         <w:t>f)</w:t>
-        <w:tab/>
-        <w:t>The Mortgagee has requested the Mortgagor to create simple mortgage of the said property in its favour as to furnish/create unto/in favour of the Mortgagee, the security for the repayment of the above mentioned loan together with interest thereof commission, costs, charges, expenses and all other monies whatsoever stipulated in or payable by the Mortgagor under the standard terms and/or the  Loan Agreement dated {{ad}} and the Mortgagor has readily agreed to create such mortgage in favour of the Mortgagee</w:t>
+      </w:r>
+      <w:r>
+        <w:rPr>
+          <w:sz w:val="28"/>
+          <w:szCs w:val="28"/>
+        </w:rPr>
+        <w:tab/>
+        <w:t xml:space="preserve">The Mortgagee has requested the Mortgagor to create simple mortgage of the said property in its </w:t>
+      </w:r>
+      <w:proofErr w:type="spellStart"/>
+      <w:r>
+        <w:rPr>
+          <w:sz w:val="28"/>
+          <w:szCs w:val="28"/>
+        </w:rPr>
+        <w:t>favour</w:t>
+      </w:r>
+      <w:proofErr w:type="spellEnd"/>
+      <w:r>
+        <w:rPr>
+          <w:sz w:val="28"/>
+          <w:szCs w:val="28"/>
+        </w:rPr>
+        <w:t xml:space="preserve"> as to furnish/create unto/in </w:t>
+      </w:r>
+      <w:proofErr w:type="spellStart"/>
+      <w:r>
+        <w:rPr>
+          <w:sz w:val="28"/>
+          <w:szCs w:val="28"/>
+        </w:rPr>
+        <w:t>favour</w:t>
+      </w:r>
+      <w:proofErr w:type="spellEnd"/>
+      <w:r>
+        <w:rPr>
+          <w:sz w:val="28"/>
+          <w:szCs w:val="28"/>
+        </w:rPr>
+        <w:t xml:space="preserve"> of the Mortgagee, the security for the repayment of the above mentioned loan together with interest thereof commission, costs, charges, expenses and all other monies whatsoever stipulated in or payable by the Mortgagor under the standard terms and/or the  Loan Agreement dated {{ad}}</w:t>
+      </w:r>
+      <w:r>
+        <w:rPr>
+          <w:sz w:val="28"/>
+          <w:szCs w:val="28"/>
+        </w:rPr>
+        <w:t xml:space="preserve"> </w:t>
+      </w:r>
+      <w:r>
+        <w:rPr>
+          <w:sz w:val="28"/>
+          <w:szCs w:val="28"/>
+        </w:rPr>
+        <w:t xml:space="preserve">and the Mortgagor has readily agreed to create such mortgage in </w:t>
+      </w:r>
+      <w:proofErr w:type="spellStart"/>
+      <w:r>
+        <w:rPr>
+          <w:sz w:val="28"/>
+          <w:szCs w:val="28"/>
+        </w:rPr>
+        <w:t>favour</w:t>
+      </w:r>
+      <w:proofErr w:type="spellEnd"/>
+      <w:r>
+        <w:rPr>
+          <w:sz w:val="28"/>
+          <w:szCs w:val="28"/>
+        </w:rPr>
+        <w:t xml:space="preserve"> of the Mortgagee</w:t>
       </w:r>
     </w:p>
     <w:p>
@@ -666,18 +1774,300 @@
         </w:rPr>
       </w:pPr>
       <w:r>
-        <w:t>1. In consideration of the Mortgagee having sanctioned/advanced/lent or agreed to advance/lent/disburse to the Mortgagor, the loan Rs. {{ls[0].a}}/- (Rupees {{ls[0].w}}), Rs. {{ls[1].a}}/- (Rupees {{ls[1].w}}) and Rs. {{ls[2].a}}/- (Rupees {{ls[2].w}}) the Mortgagor doth hereby mortgage the said property more particularly described in the Schedule hereunder in favour of the Mortgagee by way of simple mortgagee as stated in this Deed.</w:t>
-      </w:r>
-    </w:p>
-    <w:p>
-      <w:pPr>
-        <w:pStyle w:val="Standard"/>
-        <w:jc w:val="both"/>
-      </w:pPr>
-      <w:r>
+        <w:rPr>
+          <w:sz w:val="28"/>
+          <w:szCs w:val="28"/>
+        </w:rPr>
+        <w:t xml:space="preserve">1. </w:t>
+      </w:r>
+      <w:r>
+        <w:rPr>
+          <w:sz w:val="28"/>
+          <w:szCs w:val="28"/>
+        </w:rPr>
+        <w:t xml:space="preserve">In consideration of the Mortgagee having sanctioned/advanced/lent or agreed to advance/lent/disburse to the Mortgagor, the loan </w:t>
+      </w:r>
+      <w:proofErr w:type="spellStart"/>
+      <w:r>
+        <w:rPr>
+          <w:b/>
+          <w:bCs/>
+          <w:sz w:val="28"/>
+          <w:szCs w:val="28"/>
+        </w:rPr>
+        <w:t>Rs</w:t>
+      </w:r>
+      <w:proofErr w:type="spellEnd"/>
+      <w:r>
+        <w:rPr>
+          <w:b/>
+          <w:bCs/>
+          <w:sz w:val="28"/>
+          <w:szCs w:val="28"/>
+        </w:rPr>
+        <w:t>. {{</w:t>
+      </w:r>
+      <w:proofErr w:type="spellStart"/>
+      <w:r>
+        <w:rPr>
+          <w:b/>
+          <w:bCs/>
+          <w:sz w:val="28"/>
+          <w:szCs w:val="28"/>
+        </w:rPr>
+        <w:t>ls</w:t>
+      </w:r>
+      <w:proofErr w:type="spellEnd"/>
+      <w:r>
+        <w:rPr>
+          <w:b/>
+          <w:bCs/>
+          <w:sz w:val="28"/>
+          <w:szCs w:val="28"/>
+        </w:rPr>
+        <w:t>[0].a}} ({{</w:t>
+      </w:r>
+      <w:proofErr w:type="spellStart"/>
+      <w:r>
+        <w:rPr>
+          <w:b/>
+          <w:bCs/>
+          <w:sz w:val="28"/>
+          <w:szCs w:val="28"/>
+        </w:rPr>
+        <w:t>ls</w:t>
+      </w:r>
+      <w:proofErr w:type="spellEnd"/>
+      <w:r>
+        <w:rPr>
+          <w:b/>
+          <w:bCs/>
+          <w:sz w:val="28"/>
+          <w:szCs w:val="28"/>
+        </w:rPr>
+        <w:t>[0].w}})</w:t>
+      </w:r>
+      <w:r>
+        <w:rPr>
+          <w:b/>
+          <w:bCs/>
+          <w:sz w:val="28"/>
+          <w:szCs w:val="28"/>
+        </w:rPr>
+        <w:t>,</w:t>
+      </w:r>
+      <w:r>
+        <w:rPr>
+          <w:b/>
+          <w:bCs/>
+          <w:sz w:val="28"/>
+          <w:szCs w:val="28"/>
+        </w:rPr>
+        <w:t xml:space="preserve"> </w:t>
+      </w:r>
+      <w:proofErr w:type="spellStart"/>
+      <w:r>
+        <w:rPr>
+          <w:b/>
+          <w:bCs/>
+          <w:sz w:val="28"/>
+          <w:szCs w:val="28"/>
+        </w:rPr>
+        <w:t>Rs</w:t>
+      </w:r>
+      <w:proofErr w:type="spellEnd"/>
+      <w:r>
+        <w:rPr>
+          <w:b/>
+          <w:bCs/>
+          <w:sz w:val="28"/>
+          <w:szCs w:val="28"/>
+        </w:rPr>
+        <w:t>. {{</w:t>
+      </w:r>
+      <w:proofErr w:type="spellStart"/>
+      <w:r>
+        <w:rPr>
+          <w:b/>
+          <w:bCs/>
+          <w:sz w:val="28"/>
+          <w:szCs w:val="28"/>
+        </w:rPr>
+        <w:t>ls</w:t>
+      </w:r>
+      <w:proofErr w:type="spellEnd"/>
+      <w:r>
+        <w:rPr>
+          <w:b/>
+          <w:bCs/>
+          <w:sz w:val="28"/>
+          <w:szCs w:val="28"/>
+        </w:rPr>
+        <w:t>[1].a}} ({{</w:t>
+      </w:r>
+      <w:proofErr w:type="spellStart"/>
+      <w:r>
+        <w:rPr>
+          <w:b/>
+          <w:bCs/>
+          <w:sz w:val="28"/>
+          <w:szCs w:val="28"/>
+        </w:rPr>
+        <w:t>ls</w:t>
+      </w:r>
+      <w:proofErr w:type="spellEnd"/>
+      <w:r>
+        <w:rPr>
+          <w:b/>
+          <w:bCs/>
+          <w:sz w:val="28"/>
+          <w:szCs w:val="28"/>
+        </w:rPr>
+        <w:t>[1].w}})</w:t>
+      </w:r>
+      <w:r>
+        <w:rPr>
+          <w:rFonts w:asciiTheme="minorHAnsi" w:hAnsiTheme="minorHAnsi" w:cstheme="minorHAnsi"/>
+          <w:color w:val="000000"/>
+          <w:sz w:val="28"/>
+          <w:szCs w:val="28"/>
+          <w:shd w:val="clear" w:color="auto" w:fill="FFFFFF"/>
+        </w:rPr>
+        <w:t xml:space="preserve">and </w:t>
+      </w:r>
+      <w:proofErr w:type="spellStart"/>
+      <w:r>
+        <w:rPr>
+          <w:b/>
+          <w:bCs/>
+          <w:sz w:val="28"/>
+          <w:szCs w:val="28"/>
+        </w:rPr>
+        <w:t>Rs</w:t>
+      </w:r>
+      <w:proofErr w:type="spellEnd"/>
+      <w:r>
+        <w:rPr>
+          <w:b/>
+          <w:bCs/>
+          <w:sz w:val="28"/>
+          <w:szCs w:val="28"/>
+        </w:rPr>
+        <w:t>. {{</w:t>
+      </w:r>
+      <w:proofErr w:type="spellStart"/>
+      <w:r>
+        <w:rPr>
+          <w:b/>
+          <w:bCs/>
+          <w:sz w:val="28"/>
+          <w:szCs w:val="28"/>
+        </w:rPr>
+        <w:t>ls</w:t>
+      </w:r>
+      <w:proofErr w:type="spellEnd"/>
+      <w:r>
+        <w:rPr>
+          <w:b/>
+          <w:bCs/>
+          <w:sz w:val="28"/>
+          <w:szCs w:val="28"/>
+        </w:rPr>
+        <w:t>[2].a}} ({{</w:t>
+      </w:r>
+      <w:proofErr w:type="spellStart"/>
+      <w:r>
+        <w:rPr>
+          <w:b/>
+          <w:bCs/>
+          <w:sz w:val="28"/>
+          <w:szCs w:val="28"/>
+        </w:rPr>
+        <w:t>ls</w:t>
+      </w:r>
+      <w:proofErr w:type="spellEnd"/>
+      <w:r>
+        <w:rPr>
+          <w:b/>
+          <w:bCs/>
+          <w:sz w:val="28"/>
+          <w:szCs w:val="28"/>
+        </w:rPr>
+        <w:t>[2].w}})</w:t>
+      </w:r>
+      <w:r>
+        <w:rPr>
+          <w:sz w:val="28"/>
+          <w:szCs w:val="28"/>
+        </w:rPr>
+        <w:t xml:space="preserve">the Mortgagor doth hereby mortgage the said property more particularly described in the Schedule hereunder in </w:t>
+      </w:r>
+      <w:proofErr w:type="spellStart"/>
+      <w:r>
+        <w:rPr>
+          <w:sz w:val="28"/>
+          <w:szCs w:val="28"/>
+        </w:rPr>
+        <w:t>favour</w:t>
+      </w:r>
+      <w:proofErr w:type="spellEnd"/>
+      <w:r>
+        <w:rPr>
+          <w:sz w:val="28"/>
+          <w:szCs w:val="28"/>
+        </w:rPr>
+        <w:t xml:space="preserve"> of the Mortgagee by way of simple mortgagee as stated in this Deed.</w:t>
+      </w:r>
+    </w:p>
+    <w:p>
+      <w:pPr>
+        <w:pStyle w:val="Standard"/>
+        <w:jc w:val="both"/>
+      </w:pPr>
+      <w:r>
+        <w:rPr>
+          <w:sz w:val="28"/>
+          <w:szCs w:val="28"/>
+        </w:rPr>
         <w:t>2.</w:t>
-        <w:tab/>
-        <w:t>The Mortgagor is liable to pay unto the mortgagee the said loan amount together with all interest, commission, costs, charges, expenses, and all other monies whatsoever stipulated in or payable by the mortgagor under the standard terms and/or the other Transaction documents/Loan Agreement dated {{ad}}and for the purpose of securing the repayment of the loan amount together with all interest, commission, costs, charges, expenses and all other monies stipulated in or payable by the Mortgagor under the standard terms and/or the other transaction documents/ loan Agreement dated {{ad}} is hereby mortgaging the said property in favour of the mortgagee</w:t>
+      </w:r>
+      <w:r>
+        <w:rPr>
+          <w:sz w:val="28"/>
+          <w:szCs w:val="28"/>
+        </w:rPr>
+        <w:tab/>
+        <w:t>The Mortgagor is liable to pay unto the mortgagee the said loan amount together with all interest, commission, costs, charges, expenses, and all other monies whatsoever stipulated in or payable by the mortgagor under the standard terms and/or the other Transaction documents/Loan Agreement dated {{ad}}and for the purpose of securing the repayment of the loan amount together with all interest, commission, costs, charges, expenses and all other monies stipulated in or payable by the Mortgagor under the standard terms and/or the other transaction documents/ Loan Agreement dated {{ad}}</w:t>
+      </w:r>
+      <w:r>
+        <w:rPr>
+          <w:sz w:val="28"/>
+          <w:szCs w:val="28"/>
+        </w:rPr>
+        <w:t xml:space="preserve"> </w:t>
+      </w:r>
+      <w:r>
+        <w:rPr>
+          <w:sz w:val="28"/>
+          <w:szCs w:val="28"/>
+        </w:rPr>
+        <w:t xml:space="preserve">is hereby mortgaging the said property in </w:t>
+      </w:r>
+      <w:proofErr w:type="spellStart"/>
+      <w:r>
+        <w:rPr>
+          <w:sz w:val="28"/>
+          <w:szCs w:val="28"/>
+        </w:rPr>
+        <w:t>favour</w:t>
+      </w:r>
+      <w:proofErr w:type="spellEnd"/>
+      <w:r>
+        <w:rPr>
+          <w:sz w:val="28"/>
+          <w:szCs w:val="28"/>
+        </w:rPr>
+        <w:t xml:space="preserve"> of the mortgagee</w:t>
       </w:r>
     </w:p>
     <w:p>
@@ -698,42 +2088,377 @@
           <w:szCs w:val="28"/>
         </w:rPr>
         <w:tab/>
-        <w:t xml:space="preserve">The mortgagor hereby agrees to repay the said loan amount together with all interest, commission, costs, charges, expenses and all other monies stipulated in or payable by the Mortgagor under the standard and/or the other transaction </w:t>
-      </w:r>
+        <w:t>The mortgagor hereby agrees to repay the said loan amount together with all interest, commission, costs, charges, expenses and all other monies stipulated in or payable by the Mortgagor under the standard and/or the other transaction documents/Loan Agreement within the period as more particulars described in the said loan Agreement/sanction letter.</w:t>
+      </w:r>
+    </w:p>
+    <w:p>
+      <w:pPr>
+        <w:pStyle w:val="Standard"/>
+        <w:jc w:val="both"/>
+      </w:pPr>
+      <w:r>
+        <w:rPr>
+          <w:sz w:val="28"/>
+          <w:szCs w:val="28"/>
+        </w:rPr>
+        <w:t>4.</w:t>
+      </w:r>
+      <w:r>
+        <w:rPr>
+          <w:sz w:val="28"/>
+          <w:szCs w:val="28"/>
+        </w:rPr>
+        <w:tab/>
+        <w:t xml:space="preserve">The Mortgagor hereby assures to pay unto the Mortgagee the said loan amount/debt of </w:t>
+      </w:r>
+      <w:proofErr w:type="spellStart"/>
+      <w:r>
+        <w:rPr>
+          <w:sz w:val="28"/>
+          <w:szCs w:val="28"/>
+        </w:rPr>
+        <w:t>of</w:t>
+      </w:r>
+      <w:proofErr w:type="spellEnd"/>
+      <w:r>
+        <w:rPr>
+          <w:sz w:val="28"/>
+          <w:szCs w:val="28"/>
+        </w:rPr>
+        <w:t xml:space="preserve"> </w:t>
+      </w:r>
+      <w:proofErr w:type="spellStart"/>
+      <w:r>
+        <w:rPr>
+          <w:b/>
+          <w:bCs/>
+          <w:sz w:val="28"/>
+          <w:szCs w:val="28"/>
+        </w:rPr>
+        <w:t>Rs</w:t>
+      </w:r>
+      <w:proofErr w:type="spellEnd"/>
+      <w:r>
+        <w:rPr>
+          <w:b/>
+          <w:bCs/>
+          <w:sz w:val="28"/>
+          <w:szCs w:val="28"/>
+        </w:rPr>
+        <w:t>. {{</w:t>
+      </w:r>
+      <w:proofErr w:type="spellStart"/>
+      <w:r>
+        <w:rPr>
+          <w:b/>
+          <w:bCs/>
+          <w:sz w:val="28"/>
+          <w:szCs w:val="28"/>
+        </w:rPr>
+        <w:t>ls</w:t>
+      </w:r>
+      <w:proofErr w:type="spellEnd"/>
+      <w:r>
+        <w:rPr>
+          <w:b/>
+          <w:bCs/>
+          <w:sz w:val="28"/>
+          <w:szCs w:val="28"/>
+        </w:rPr>
+        <w:t>[0].a}} ({{</w:t>
+      </w:r>
+      <w:proofErr w:type="spellStart"/>
+      <w:r>
+        <w:rPr>
+          <w:b/>
+          <w:bCs/>
+          <w:sz w:val="28"/>
+          <w:szCs w:val="28"/>
+        </w:rPr>
+        <w:t>ls</w:t>
+      </w:r>
+      <w:proofErr w:type="spellEnd"/>
+      <w:r>
+        <w:rPr>
+          <w:b/>
+          <w:bCs/>
+          <w:sz w:val="28"/>
+          <w:szCs w:val="28"/>
+        </w:rPr>
+        <w:t>[0].w}})</w:t>
+      </w:r>
+      <w:r>
+        <w:rPr>
+          <w:b/>
+          <w:bCs/>
+          <w:sz w:val="28"/>
+          <w:szCs w:val="28"/>
+        </w:rPr>
+        <w:t>,</w:t>
+      </w:r>
+      <w:r>
+        <w:rPr>
+          <w:b/>
+          <w:bCs/>
+          <w:sz w:val="28"/>
+          <w:szCs w:val="28"/>
+        </w:rPr>
+        <w:t xml:space="preserve"> </w:t>
+      </w:r>
+      <w:proofErr w:type="spellStart"/>
+      <w:r>
+        <w:rPr>
+          <w:b/>
+          <w:bCs/>
+          <w:sz w:val="28"/>
+          <w:szCs w:val="28"/>
+        </w:rPr>
+        <w:t>Rs</w:t>
+      </w:r>
+      <w:proofErr w:type="spellEnd"/>
+      <w:r>
+        <w:rPr>
+          <w:b/>
+          <w:bCs/>
+          <w:sz w:val="28"/>
+          <w:szCs w:val="28"/>
+        </w:rPr>
+        <w:t>. {{</w:t>
+      </w:r>
+      <w:proofErr w:type="spellStart"/>
+      <w:r>
+        <w:rPr>
+          <w:b/>
+          <w:bCs/>
+          <w:sz w:val="28"/>
+          <w:szCs w:val="28"/>
+        </w:rPr>
+        <w:t>ls</w:t>
+      </w:r>
+      <w:proofErr w:type="spellEnd"/>
+      <w:r>
+        <w:rPr>
+          <w:b/>
+          <w:bCs/>
+          <w:sz w:val="28"/>
+          <w:szCs w:val="28"/>
+        </w:rPr>
+        <w:t>[1].a}} ({{</w:t>
+      </w:r>
+      <w:proofErr w:type="spellStart"/>
+      <w:r>
+        <w:rPr>
+          <w:b/>
+          <w:bCs/>
+          <w:sz w:val="28"/>
+          <w:szCs w:val="28"/>
+        </w:rPr>
+        <w:t>ls</w:t>
+      </w:r>
+      <w:proofErr w:type="spellEnd"/>
+      <w:r>
+        <w:rPr>
+          <w:b/>
+          <w:bCs/>
+          <w:sz w:val="28"/>
+          <w:szCs w:val="28"/>
+        </w:rPr>
+        <w:t>[1].w}})</w:t>
+      </w:r>
+      <w:r>
+        <w:rPr>
+          <w:rFonts w:asciiTheme="minorHAnsi" w:hAnsiTheme="minorHAnsi" w:cstheme="minorHAnsi"/>
+          <w:color w:val="000000"/>
+          <w:sz w:val="28"/>
+          <w:szCs w:val="28"/>
+          <w:shd w:val="clear" w:color="auto" w:fill="FFFFFF"/>
+        </w:rPr>
+        <w:t xml:space="preserve">and </w:t>
+      </w:r>
+      <w:proofErr w:type="spellStart"/>
+      <w:r>
+        <w:rPr>
+          <w:b/>
+          <w:bCs/>
+          <w:sz w:val="28"/>
+          <w:szCs w:val="28"/>
+        </w:rPr>
+        <w:t>Rs</w:t>
+      </w:r>
+      <w:proofErr w:type="spellEnd"/>
+      <w:r>
+        <w:rPr>
+          <w:b/>
+          <w:bCs/>
+          <w:sz w:val="28"/>
+          <w:szCs w:val="28"/>
+        </w:rPr>
+        <w:t>. {{</w:t>
+      </w:r>
+      <w:proofErr w:type="spellStart"/>
+      <w:r>
+        <w:rPr>
+          <w:b/>
+          <w:bCs/>
+          <w:sz w:val="28"/>
+          <w:szCs w:val="28"/>
+        </w:rPr>
+        <w:t>ls</w:t>
+      </w:r>
+      <w:proofErr w:type="spellEnd"/>
+      <w:r>
+        <w:rPr>
+          <w:b/>
+          <w:bCs/>
+          <w:sz w:val="28"/>
+          <w:szCs w:val="28"/>
+        </w:rPr>
+        <w:t>[2].a}} ({{</w:t>
+      </w:r>
+      <w:proofErr w:type="spellStart"/>
+      <w:r>
+        <w:rPr>
+          <w:b/>
+          <w:bCs/>
+          <w:sz w:val="28"/>
+          <w:szCs w:val="28"/>
+        </w:rPr>
+        <w:t>ls</w:t>
+      </w:r>
+      <w:proofErr w:type="spellEnd"/>
+      <w:r>
+        <w:rPr>
+          <w:b/>
+          <w:bCs/>
+          <w:sz w:val="28"/>
+          <w:szCs w:val="28"/>
+        </w:rPr>
+        <w:t>[2].w}})</w:t>
+      </w:r>
+      <w:r>
+        <w:rPr>
+          <w:sz w:val="28"/>
+          <w:szCs w:val="28"/>
+        </w:rPr>
+        <w:t>together with all interest, commission, costs, charges expenses and all other monies whatsoever stipulated in or payable by the Mortgagor under the standard terms and/or the other transaction documents/Loan Agreement dated {{ad}}</w:t>
+      </w:r>
+      <w:r>
+        <w:rPr>
+          <w:sz w:val="28"/>
+          <w:szCs w:val="28"/>
+        </w:rPr>
+        <w:t xml:space="preserve"> </w:t>
+      </w:r>
+      <w:r>
+        <w:rPr>
+          <w:sz w:val="28"/>
+          <w:szCs w:val="28"/>
+        </w:rPr>
+        <w:t>via</w:t>
+      </w:r>
+      <w:r>
+        <w:rPr>
+          <w:sz w:val="28"/>
+          <w:szCs w:val="28"/>
+        </w:rPr>
+        <w:t xml:space="preserve"> </w:t>
+      </w:r>
+      <w:proofErr w:type="spellStart"/>
+      <w:r>
+        <w:rPr>
+          <w:sz w:val="28"/>
+          <w:szCs w:val="28"/>
+        </w:rPr>
+        <w:t>Via</w:t>
+      </w:r>
+      <w:proofErr w:type="spellEnd"/>
+      <w:r>
+        <w:rPr>
+          <w:sz w:val="28"/>
+          <w:szCs w:val="28"/>
+        </w:rPr>
+        <w:t xml:space="preserve"> LAN Number {{</w:t>
+      </w:r>
+      <w:proofErr w:type="spellStart"/>
+      <w:r>
+        <w:rPr>
+          <w:sz w:val="28"/>
+          <w:szCs w:val="28"/>
+        </w:rPr>
+        <w:t>ls</w:t>
+      </w:r>
+      <w:proofErr w:type="spellEnd"/>
+      <w:r>
+        <w:rPr>
+          <w:sz w:val="28"/>
+          <w:szCs w:val="28"/>
+        </w:rPr>
+        <w:t>[0].n}}</w:t>
+      </w:r>
+      <w:r>
+        <w:rPr>
+          <w:rFonts w:asciiTheme="minorHAnsi" w:hAnsiTheme="minorHAnsi" w:cstheme="minorHAnsi"/>
+          <w:color w:val="000000"/>
+          <w:sz w:val="28"/>
+          <w:szCs w:val="28"/>
+          <w:shd w:val="clear" w:color="auto" w:fill="FFFFFF"/>
+        </w:rPr>
+        <w:t>,</w:t>
+      </w:r>
+      <w:r>
+        <w:rPr>
+          <w:sz w:val="28"/>
+          <w:szCs w:val="28"/>
+        </w:rPr>
+        <w:t xml:space="preserve"> Via LAN Number {{ls[1].n}}</w:t>
+      </w:r>
+      <w:r>
+        <w:rPr>
+          <w:rFonts w:asciiTheme="minorHAnsi" w:hAnsiTheme="minorHAnsi" w:cstheme="minorHAnsi"/>
+          <w:color w:val="000000"/>
+          <w:sz w:val="28"/>
+          <w:szCs w:val="28"/>
+          <w:shd w:val="clear" w:color="auto" w:fill="FFFFFF"/>
+        </w:rPr>
+        <w:t xml:space="preserve">  </w:t>
+      </w:r>
+      <w:r>
+        <w:rPr>
+          <w:sz w:val="28"/>
+          <w:szCs w:val="28"/>
+        </w:rPr>
+        <w:t xml:space="preserve">and </w:t>
+      </w:r>
+      <w:r>
+        <w:rPr>
+          <w:sz w:val="28"/>
+          <w:szCs w:val="28"/>
+        </w:rPr>
+        <w:t>Via LAN Number {{ls[2].n}}</w:t>
+      </w:r>
+      <w:r>
+        <w:rPr>
+          <w:sz w:val="28"/>
+          <w:szCs w:val="28"/>
+        </w:rPr>
+        <w:t>.</w:t>
+      </w:r>
+    </w:p>
+    <w:p>
+      <w:pPr>
+        <w:pStyle w:val="Standard"/>
+        <w:jc w:val="both"/>
+        <w:rPr>
+          <w:sz w:val="28"/>
+          <w:szCs w:val="28"/>
+        </w:rPr>
+      </w:pPr>
       <w:r>
         <w:rPr>
           <w:sz w:val="28"/>
           <w:szCs w:val="28"/>
         </w:rPr>
         <w:lastRenderedPageBreak/>
-        <w:t>documents/Loan Agreement within the period as more particulars described in the said loan Agreement/sanction letter.</w:t>
-      </w:r>
-    </w:p>
-    <w:p>
-      <w:pPr>
-        <w:pStyle w:val="Standard"/>
-        <w:jc w:val="both"/>
-      </w:pPr>
-      <w:r>
-        <w:t>4.</w:t>
-        <w:tab/>
-        <w:t>The Mortgagor hereby assures to pay unto the Mortgagee the said loan amount/debt of of Rs. {{ls[0].a}}/- (Rupees {{ls[0].w}}), Rs. {{ls[1].a}}/- (Rupees {{ls[1].w}}) and Rs. {{ls[2].a}}/- (Rupees {{ls[2].w}}) together with all interest, commission, costs, charges expenses and all other monies whatsoever stipulated in or payable by the Mortgagor under the standard terms and/or the other transaction documents/loan Agreement dated {{ad}} via Via LAN Number {{ls[0].n}}, Via LAN Number {{ls[1].n}}  and Via LAN Number {{ls[2].n}}.</w:t>
-      </w:r>
-    </w:p>
-    <w:p>
-      <w:pPr>
-        <w:pStyle w:val="Standard"/>
-        <w:jc w:val="both"/>
-        <w:rPr>
-          <w:sz w:val="28"/>
-          <w:szCs w:val="28"/>
-        </w:rPr>
-      </w:pPr>
-      <w:r>
-        <w:rPr>
-          <w:sz w:val="28"/>
-          <w:szCs w:val="28"/>
-        </w:rPr>
         <w:t>5.</w:t>
       </w:r>
       <w:r>
@@ -876,90 +2601,97 @@
           <w:sz w:val="28"/>
           <w:szCs w:val="28"/>
         </w:rPr>
+        <w:t xml:space="preserve">11. </w:t>
+      </w:r>
+      <w:r>
+        <w:rPr>
+          <w:sz w:val="28"/>
+          <w:szCs w:val="28"/>
+        </w:rPr>
+        <w:tab/>
+        <w:t xml:space="preserve">The Mortgagor further declare and records that any addition or accretion to the said property by way of construction of Buildings/Flats/ Houses/Shops/offices, shall stand automatically mortgaged in </w:t>
+      </w:r>
+      <w:proofErr w:type="spellStart"/>
+      <w:r>
+        <w:rPr>
+          <w:sz w:val="28"/>
+          <w:szCs w:val="28"/>
+        </w:rPr>
+        <w:t>favour</w:t>
+      </w:r>
+      <w:proofErr w:type="spellEnd"/>
+      <w:r>
+        <w:rPr>
+          <w:sz w:val="28"/>
+          <w:szCs w:val="28"/>
+        </w:rPr>
+        <w:t xml:space="preserve"> of the Mortgagee, without the mortgagor being required to execute any other deed or document and the mortgagor agreed and confirms that they shall not deal with the said property, in any manner whatsoever, without obtaining a prior written permission from the Mortgagee</w:t>
+      </w:r>
+    </w:p>
+    <w:p>
+      <w:pPr>
+        <w:pStyle w:val="Standard"/>
+        <w:jc w:val="both"/>
+      </w:pPr>
+      <w:r>
+        <w:rPr>
+          <w:sz w:val="28"/>
+          <w:szCs w:val="28"/>
+        </w:rPr>
+        <w:t>12.</w:t>
+      </w:r>
+      <w:r>
+        <w:rPr>
+          <w:sz w:val="28"/>
+          <w:szCs w:val="28"/>
+        </w:rPr>
+        <w:tab/>
+        <w:t>Non applicability of certain provision of the Transfer of property Act</w:t>
+      </w:r>
+    </w:p>
+    <w:p>
+      <w:pPr>
+        <w:pStyle w:val="Standard"/>
+        <w:jc w:val="both"/>
+      </w:pPr>
+      <w:r>
+        <w:rPr>
+          <w:sz w:val="28"/>
+          <w:szCs w:val="28"/>
+        </w:rPr>
+        <w:t>(</w:t>
+      </w:r>
+      <w:proofErr w:type="spellStart"/>
+      <w:r>
+        <w:rPr>
+          <w:sz w:val="28"/>
+          <w:szCs w:val="28"/>
+        </w:rPr>
+        <w:t>i</w:t>
+      </w:r>
+      <w:proofErr w:type="spellEnd"/>
+      <w:r>
+        <w:rPr>
+          <w:sz w:val="28"/>
+          <w:szCs w:val="28"/>
+        </w:rPr>
+        <w:t>)</w:t>
+      </w:r>
+      <w:r>
+        <w:rPr>
+          <w:sz w:val="28"/>
+          <w:szCs w:val="28"/>
+        </w:rPr>
+        <w:tab/>
+        <w:t xml:space="preserve">The provision of section 67A of the Transfer of property Act, 1882 shall not apply to this indenture and ICICI HFC notwithstanding that ICICIHFC may hold two or more mortgagee execute by the borrower including this indenture in respect of which ICICIHFC have the have the rights to kind of decrees under section 67 of the said </w:t>
+      </w:r>
+      <w:r>
+        <w:rPr>
+          <w:sz w:val="28"/>
+          <w:szCs w:val="28"/>
+        </w:rPr>
         <w:lastRenderedPageBreak/>
-        <w:t xml:space="preserve">11. </w:t>
-      </w:r>
-      <w:r>
-        <w:rPr>
-          <w:sz w:val="28"/>
-          <w:szCs w:val="28"/>
-        </w:rPr>
-        <w:tab/>
-        <w:t xml:space="preserve">The Mortgagor further declare and records that any addition or accretion to the said property by way of construction of Buildings/Flats/ Houses/Shops/offices, shall stand automatically mortgaged in </w:t>
-      </w:r>
-      <w:proofErr w:type="spellStart"/>
-      <w:r>
-        <w:rPr>
-          <w:sz w:val="28"/>
-          <w:szCs w:val="28"/>
-        </w:rPr>
-        <w:t>favour</w:t>
-      </w:r>
-      <w:proofErr w:type="spellEnd"/>
-      <w:r>
-        <w:rPr>
-          <w:sz w:val="28"/>
-          <w:szCs w:val="28"/>
-        </w:rPr>
-        <w:t xml:space="preserve"> of the Mortgagee, without the mortgagor being required to execute any other deed or document and the mortgagor agreed and confirms that they shall not deal with the said property, in any manner whatsoever, without obtaining a prior written permission from the Mortgagee</w:t>
-      </w:r>
-    </w:p>
-    <w:p>
-      <w:pPr>
-        <w:pStyle w:val="Standard"/>
-        <w:jc w:val="both"/>
-      </w:pPr>
-      <w:r>
-        <w:rPr>
-          <w:sz w:val="28"/>
-          <w:szCs w:val="28"/>
-        </w:rPr>
-        <w:t>12.</w:t>
-      </w:r>
-      <w:r>
-        <w:rPr>
-          <w:sz w:val="28"/>
-          <w:szCs w:val="28"/>
-        </w:rPr>
-        <w:tab/>
-        <w:t>Non applicability of certain provision of the Transfer of property Act</w:t>
-      </w:r>
-    </w:p>
-    <w:p>
-      <w:pPr>
-        <w:pStyle w:val="Standard"/>
-        <w:jc w:val="both"/>
-      </w:pPr>
-      <w:r>
-        <w:rPr>
-          <w:sz w:val="28"/>
-          <w:szCs w:val="28"/>
-        </w:rPr>
-        <w:t>(</w:t>
-      </w:r>
-      <w:proofErr w:type="spellStart"/>
-      <w:r>
-        <w:rPr>
-          <w:sz w:val="28"/>
-          <w:szCs w:val="28"/>
-        </w:rPr>
-        <w:t>i</w:t>
-      </w:r>
-      <w:proofErr w:type="spellEnd"/>
-      <w:r>
-        <w:rPr>
-          <w:sz w:val="28"/>
-          <w:szCs w:val="28"/>
-        </w:rPr>
-        <w:t>)</w:t>
-      </w:r>
-      <w:r>
-        <w:rPr>
-          <w:sz w:val="28"/>
-          <w:szCs w:val="28"/>
-        </w:rPr>
-        <w:tab/>
-        <w:t>The provision of section 67A of the Transfer of property Act, 1882 shall not apply to this indenture and ICICI HFC notwithstanding that ICICIHFC may hold two or more mortgagee execute by the borrower including this indenture in respect of which ICICIHFC have the have the rights to kind of decrees under section 67 of the said Transfer of Property Act 1882 and shall be entitled to sue and obtain such decree on any of such mortgagees without being bound to sue on all such mortgagees in respect of which the mortgage monies shall have become due.</w:t>
+        <w:t>Transfer of Property Act 1882 and shall be entitled to sue and obtain such decree on any of such mortgagees without being bound to sue on all such mortgagees in respect of which the mortgage monies shall have become due.</w:t>
       </w:r>
       <w:r>
         <w:rPr>
@@ -1098,7 +2830,6 @@
           <w:sz w:val="28"/>
           <w:szCs w:val="28"/>
         </w:rPr>
-        <w:lastRenderedPageBreak/>
         <w:t>16.</w:t>
       </w:r>
       <w:r>
@@ -1203,7 +2934,33 @@
         </w:rPr>
       </w:pPr>
       <w:r>
-        <w:t>Property  {{ps[0].adr}}</w:t>
+        <w:rPr>
+          <w:rFonts w:ascii="Times New Roman" w:hAnsi="Times New Roman" w:cs="Times New Roman"/>
+          <w:b/>
+          <w:sz w:val="28"/>
+          <w:szCs w:val="28"/>
+        </w:rPr>
+        <w:t>Property {{</w:t>
+      </w:r>
+      <w:proofErr w:type="gramStart"/>
+      <w:r>
+        <w:rPr>
+          <w:rFonts w:ascii="Times New Roman" w:hAnsi="Times New Roman" w:cs="Times New Roman"/>
+          <w:b/>
+          <w:sz w:val="28"/>
+          <w:szCs w:val="28"/>
+        </w:rPr>
+        <w:t>ps[</w:t>
+      </w:r>
+      <w:proofErr w:type="gramEnd"/>
+      <w:r>
+        <w:rPr>
+          <w:rFonts w:ascii="Times New Roman" w:hAnsi="Times New Roman" w:cs="Times New Roman"/>
+          <w:b/>
+          <w:sz w:val="28"/>
+          <w:szCs w:val="28"/>
+        </w:rPr>
+        <w:t>0].adr}}</w:t>
       </w:r>
     </w:p>
     <w:p>
@@ -1242,11 +2999,60 @@
           <w:szCs w:val="28"/>
         </w:rPr>
       </w:pPr>
-      <w:r>
-        <w:t>East : {{ps[0].e}}</w:t>
-        <w:tab/>
-        <w:tab/>
-        <w:tab/>
+      <w:proofErr w:type="gramStart"/>
+      <w:r>
+        <w:rPr>
+          <w:rFonts w:ascii="Times New Roman" w:hAnsi="Times New Roman" w:cs="Times New Roman"/>
+          <w:b/>
+          <w:bCs/>
+          <w:sz w:val="28"/>
+          <w:szCs w:val="28"/>
+        </w:rPr>
+        <w:t>East :</w:t>
+      </w:r>
+      <w:proofErr w:type="gramEnd"/>
+      <w:r>
+        <w:rPr>
+          <w:rFonts w:ascii="Times New Roman" w:hAnsi="Times New Roman" w:cs="Times New Roman"/>
+          <w:b/>
+          <w:bCs/>
+          <w:sz w:val="28"/>
+          <w:szCs w:val="28"/>
+        </w:rPr>
+        <w:t xml:space="preserve"> {{ps[0].e}}</w:t>
+      </w:r>
+      <w:r>
+        <w:rPr>
+          <w:rFonts w:ascii="Times New Roman" w:hAnsi="Times New Roman" w:cs="Times New Roman"/>
+          <w:sz w:val="28"/>
+          <w:szCs w:val="28"/>
+        </w:rPr>
+        <w:tab/>
+      </w:r>
+      <w:r>
+        <w:rPr>
+          <w:rFonts w:ascii="Times New Roman" w:hAnsi="Times New Roman" w:cs="Times New Roman"/>
+          <w:sz w:val="28"/>
+          <w:szCs w:val="28"/>
+        </w:rPr>
+        <w:tab/>
+      </w:r>
+      <w:r>
+        <w:rPr>
+          <w:rFonts w:ascii="Times New Roman" w:hAnsi="Times New Roman" w:cs="Times New Roman"/>
+          <w:sz w:val="28"/>
+          <w:szCs w:val="28"/>
+        </w:rPr>
+        <w:tab/>
+      </w:r>
+      <w:r>
+        <w:rPr>
+          <w:rFonts w:ascii="Times New Roman" w:hAnsi="Times New Roman" w:cs="Times New Roman"/>
+          <w:b/>
+          <w:bCs/>
+          <w:sz w:val="28"/>
+          <w:szCs w:val="28"/>
+        </w:rPr>
         <w:t>West : {{ps[0].w}}</w:t>
       </w:r>
     </w:p>
@@ -1261,13 +3067,85 @@
           <w:szCs w:val="28"/>
         </w:rPr>
       </w:pPr>
-      <w:r>
-        <w:t xml:space="preserve">North : {{ps[0].n}}  </w:t>
-        <w:tab/>
-        <w:tab/>
+      <w:proofErr w:type="gramStart"/>
+      <w:r>
+        <w:rPr>
+          <w:rFonts w:ascii="Times New Roman" w:hAnsi="Times New Roman" w:cs="Times New Roman"/>
+          <w:b/>
+          <w:bCs/>
+          <w:sz w:val="28"/>
+          <w:szCs w:val="28"/>
+        </w:rPr>
+        <w:lastRenderedPageBreak/>
+        <w:t>North :</w:t>
+      </w:r>
+      <w:proofErr w:type="gramEnd"/>
+      <w:r>
+        <w:rPr>
+          <w:rFonts w:ascii="Times New Roman" w:hAnsi="Times New Roman" w:cs="Times New Roman"/>
+          <w:b/>
+          <w:bCs/>
+          <w:sz w:val="28"/>
+          <w:szCs w:val="28"/>
+        </w:rPr>
+        <w:t xml:space="preserve"> {{ps[0].n}}</w:t>
+      </w:r>
+      <w:r>
+        <w:rPr>
+          <w:rFonts w:ascii="Times New Roman" w:hAnsi="Times New Roman" w:cs="Times New Roman"/>
+          <w:sz w:val="28"/>
+          <w:szCs w:val="28"/>
+        </w:rPr>
+        <w:t xml:space="preserve">  </w:t>
+      </w:r>
+      <w:r>
+        <w:rPr>
+          <w:rFonts w:ascii="Times New Roman" w:hAnsi="Times New Roman" w:cs="Times New Roman"/>
+          <w:sz w:val="28"/>
+          <w:szCs w:val="28"/>
+        </w:rPr>
+        <w:tab/>
+      </w:r>
+      <w:r>
+        <w:rPr>
+          <w:rFonts w:ascii="Times New Roman" w:hAnsi="Times New Roman" w:cs="Times New Roman"/>
+          <w:sz w:val="28"/>
+          <w:szCs w:val="28"/>
+        </w:rPr>
+        <w:tab/>
+      </w:r>
+      <w:r>
+        <w:rPr>
+          <w:rFonts w:ascii="Times New Roman" w:hAnsi="Times New Roman" w:cs="Times New Roman"/>
+          <w:sz w:val="28"/>
+          <w:szCs w:val="28"/>
+        </w:rPr>
         <w:t xml:space="preserve"> </w:t>
-        <w:tab/>
-        <w:tab/>
+      </w:r>
+      <w:r>
+        <w:rPr>
+          <w:rFonts w:ascii="Times New Roman" w:hAnsi="Times New Roman" w:cs="Times New Roman"/>
+          <w:sz w:val="28"/>
+          <w:szCs w:val="28"/>
+        </w:rPr>
+        <w:tab/>
+      </w:r>
+      <w:r>
+        <w:rPr>
+          <w:rFonts w:ascii="Times New Roman" w:hAnsi="Times New Roman" w:cs="Times New Roman"/>
+          <w:sz w:val="28"/>
+          <w:szCs w:val="28"/>
+        </w:rPr>
+        <w:tab/>
+      </w:r>
+      <w:r>
+        <w:rPr>
+          <w:rFonts w:ascii="Times New Roman" w:hAnsi="Times New Roman" w:cs="Times New Roman"/>
+          <w:b/>
+          <w:bCs/>
+          <w:sz w:val="28"/>
+          <w:szCs w:val="28"/>
+        </w:rPr>
         <w:t>South : {{ps[0].s}}</w:t>
       </w:r>
     </w:p>
@@ -1277,7 +3155,25 @@
         <w:jc w:val="both"/>
       </w:pPr>
       <w:r>
-        <w:t>In witnesses of the parties hereto have put their respective hands seal to this deed at Jaipur on {{rd}} first herein above written.</w:t>
+        <w:rPr>
+          <w:sz w:val="28"/>
+          <w:szCs w:val="28"/>
+        </w:rPr>
+        <w:t xml:space="preserve">In witnesses of the parties hereto have put their respective hands seal to this deed at </w:t>
+      </w:r>
+      <w:r>
+        <w:rPr>
+          <w:sz w:val="28"/>
+          <w:szCs w:val="28"/>
+        </w:rPr>
+        <w:t>Jaipur</w:t>
+      </w:r>
+      <w:r>
+        <w:rPr>
+          <w:sz w:val="28"/>
+          <w:szCs w:val="28"/>
+        </w:rPr>
+        <w:t xml:space="preserve"> on {{rd}} first herein above written.</w:t>
       </w:r>
     </w:p>
     <w:p>
@@ -1316,7 +3212,33 @@
         </w:rPr>
       </w:pPr>
       <w:r>
-        <w:t>(i).  Mrs. {{bs[0].n}} W/o Mr. {{bs[0].rn}}</w:t>
+        <w:rPr>
+          <w:rFonts w:ascii="Times New Roman" w:hAnsi="Times New Roman" w:cs="Times New Roman"/>
+          <w:b/>
+          <w:sz w:val="28"/>
+          <w:szCs w:val="28"/>
+        </w:rPr>
+        <w:t>(i). {{</w:t>
+      </w:r>
+      <w:proofErr w:type="gramStart"/>
+      <w:r>
+        <w:rPr>
+          <w:rFonts w:ascii="Times New Roman" w:hAnsi="Times New Roman" w:cs="Times New Roman"/>
+          <w:b/>
+          <w:sz w:val="28"/>
+          <w:szCs w:val="28"/>
+        </w:rPr>
+        <w:t>bs[</w:t>
+      </w:r>
+      <w:proofErr w:type="gramEnd"/>
+      <w:r>
+        <w:rPr>
+          <w:rFonts w:ascii="Times New Roman" w:hAnsi="Times New Roman" w:cs="Times New Roman"/>
+          <w:b/>
+          <w:sz w:val="28"/>
+          <w:szCs w:val="28"/>
+        </w:rPr>
+        <w:t>0].s}} {{bs[0].n}} {{bs[0].r}} {{bs[0].rn}}</w:t>
       </w:r>
     </w:p>
     <w:p>
@@ -1340,7 +3262,50 @@
         </w:rPr>
       </w:pPr>
       <w:r>
-        <w:t>Signed and delivered by the within named Mortgagee ICICI Home Finance Ltd. through its authorized representative Mr. {{bsign.n}} S/o Mr. {{bsign.rn}} In the presence of witnesses</w:t>
+        <w:rPr>
+          <w:sz w:val="28"/>
+          <w:szCs w:val="28"/>
+        </w:rPr>
+        <w:t xml:space="preserve">Signed and delivered by the within named Mortgagee ICICI Home Finance Ltd. through its authorized representative </w:t>
+      </w:r>
+      <w:r>
+        <w:rPr>
+          <w:b/>
+          <w:sz w:val="28"/>
+          <w:szCs w:val="28"/>
+        </w:rPr>
+        <w:t>Mr. {{bsign.n}}</w:t>
+      </w:r>
+      <w:r>
+        <w:rPr>
+          <w:b/>
+          <w:sz w:val="28"/>
+          <w:szCs w:val="28"/>
+        </w:rPr>
+        <w:t xml:space="preserve"> </w:t>
+      </w:r>
+      <w:r>
+        <w:rPr>
+          <w:b/>
+          <w:sz w:val="28"/>
+          <w:szCs w:val="28"/>
+        </w:rPr>
+        <w:t>{{bsign.r}} {{bsign.rn}}</w:t>
+      </w:r>
+      <w:r>
+        <w:rPr>
+          <w:b/>
+          <w:sz w:val="28"/>
+          <w:szCs w:val="28"/>
+        </w:rPr>
+        <w:t xml:space="preserve"> </w:t>
+      </w:r>
+      <w:r>
+        <w:rPr>
+          <w:sz w:val="28"/>
+          <w:szCs w:val="28"/>
+        </w:rPr>
+        <w:t>In the presence of witnesses</w:t>
       </w:r>
     </w:p>
     <w:p>
@@ -1367,7 +3332,18 @@
         </w:rPr>
       </w:pPr>
       <w:r>
-        <w:t>Mr. {{ws[0].n}} S/o {{bs[0].rn}}</w:t>
+        <w:rPr>
+          <w:sz w:val="28"/>
+          <w:szCs w:val="28"/>
+        </w:rPr>
+        <w:t>Mr. {{ws[0].n}}</w:t>
+      </w:r>
+      <w:r>
+        <w:rPr>
+          <w:sz w:val="28"/>
+          <w:szCs w:val="28"/>
+        </w:rPr>
+        <w:t xml:space="preserve"> {{ws[0].r}} {{ws[0].rn}}</w:t>
       </w:r>
     </w:p>
     <w:p>
@@ -1376,10 +3352,6 @@
         <w:spacing w:after="0"/>
         <w:ind w:left="720"/>
         <w:jc w:val="both"/>
-        <w:rPr>
-          <w:sz w:val="28"/>
-          <w:szCs w:val="28"/>
-        </w:rPr>
       </w:pPr>
       <w:r>
         <w:rPr>
@@ -1400,143 +3372,32 @@
           <w:sz w:val="28"/>
           <w:szCs w:val="28"/>
         </w:rPr>
-        <w:t xml:space="preserve">Plot no 04, </w:t>
-      </w:r>
-      <w:proofErr w:type="spellStart"/>
-      <w:r>
-        <w:rPr>
-          <w:sz w:val="28"/>
-          <w:szCs w:val="28"/>
-        </w:rPr>
-        <w:t>Vasha</w:t>
-      </w:r>
-      <w:proofErr w:type="spellEnd"/>
-      <w:r>
-        <w:rPr>
-          <w:sz w:val="28"/>
-          <w:szCs w:val="28"/>
-        </w:rPr>
-        <w:t xml:space="preserve"> </w:t>
-      </w:r>
-      <w:proofErr w:type="spellStart"/>
-      <w:r>
-        <w:rPr>
-          <w:sz w:val="28"/>
-          <w:szCs w:val="28"/>
-        </w:rPr>
-        <w:t>Vihar</w:t>
-      </w:r>
-      <w:proofErr w:type="spellEnd"/>
-      <w:r>
-        <w:rPr>
-          <w:sz w:val="28"/>
-          <w:szCs w:val="28"/>
-        </w:rPr>
-        <w:t xml:space="preserve">, </w:t>
-      </w:r>
-      <w:proofErr w:type="spellStart"/>
-      <w:r>
-        <w:rPr>
-          <w:sz w:val="28"/>
-          <w:szCs w:val="28"/>
-        </w:rPr>
-        <w:t>Pawanpuri</w:t>
-      </w:r>
-      <w:proofErr w:type="spellEnd"/>
-      <w:r>
-        <w:rPr>
-          <w:sz w:val="28"/>
-          <w:szCs w:val="28"/>
-        </w:rPr>
-        <w:t xml:space="preserve"> Road, </w:t>
-      </w:r>
-      <w:proofErr w:type="spellStart"/>
-      <w:r>
-        <w:rPr>
-          <w:sz w:val="28"/>
-          <w:szCs w:val="28"/>
-        </w:rPr>
-        <w:t>Shyam</w:t>
-      </w:r>
-      <w:proofErr w:type="spellEnd"/>
-      <w:r>
-        <w:rPr>
-          <w:sz w:val="28"/>
-          <w:szCs w:val="28"/>
-        </w:rPr>
-        <w:t xml:space="preserve"> Nagar, </w:t>
-      </w:r>
-    </w:p>
-    <w:p>
-      <w:pPr>
-        <w:pStyle w:val="Standard"/>
-        <w:spacing w:after="0"/>
-        <w:ind w:left="720"/>
-        <w:jc w:val="both"/>
-      </w:pPr>
-      <w:proofErr w:type="spellStart"/>
-      <w:r>
-        <w:rPr>
-          <w:sz w:val="28"/>
-          <w:szCs w:val="28"/>
-        </w:rPr>
-        <w:t>Nangal</w:t>
-      </w:r>
-      <w:proofErr w:type="spellEnd"/>
-      <w:r>
-        <w:rPr>
-          <w:sz w:val="28"/>
-          <w:szCs w:val="28"/>
-        </w:rPr>
-        <w:t xml:space="preserve"> </w:t>
-      </w:r>
-      <w:proofErr w:type="spellStart"/>
-      <w:r>
-        <w:rPr>
-          <w:sz w:val="28"/>
-          <w:szCs w:val="28"/>
-        </w:rPr>
-        <w:t>Jaisa</w:t>
-      </w:r>
-      <w:proofErr w:type="spellEnd"/>
-      <w:r>
-        <w:rPr>
-          <w:sz w:val="28"/>
-          <w:szCs w:val="28"/>
-        </w:rPr>
-        <w:t xml:space="preserve"> </w:t>
-      </w:r>
-      <w:proofErr w:type="spellStart"/>
-      <w:r>
-        <w:rPr>
-          <w:sz w:val="28"/>
-          <w:szCs w:val="28"/>
-        </w:rPr>
-        <w:t>Bohara</w:t>
-      </w:r>
-      <w:proofErr w:type="spellEnd"/>
-      <w:r>
-        <w:rPr>
-          <w:sz w:val="28"/>
-          <w:szCs w:val="28"/>
-        </w:rPr>
-        <w:t xml:space="preserve">, </w:t>
-      </w:r>
-      <w:proofErr w:type="spellStart"/>
-      <w:r>
-        <w:rPr>
-          <w:sz w:val="28"/>
-          <w:szCs w:val="28"/>
-        </w:rPr>
-        <w:t>Jhotwara</w:t>
-      </w:r>
-      <w:proofErr w:type="spellEnd"/>
-      <w:r>
-        <w:rPr>
-          <w:sz w:val="28"/>
-          <w:szCs w:val="28"/>
-        </w:rPr>
-        <w:t>, Jaipur</w:t>
+        <w:t>{{</w:t>
+      </w:r>
+      <w:proofErr w:type="spellStart"/>
+      <w:proofErr w:type="gramStart"/>
+      <w:r>
+        <w:rPr>
+          <w:sz w:val="28"/>
+          <w:szCs w:val="28"/>
+        </w:rPr>
+        <w:t>ws</w:t>
+      </w:r>
+      <w:proofErr w:type="spellEnd"/>
+      <w:r>
+        <w:rPr>
+          <w:sz w:val="28"/>
+          <w:szCs w:val="28"/>
+        </w:rPr>
+        <w:t>[</w:t>
+      </w:r>
+      <w:proofErr w:type="gramEnd"/>
+      <w:r>
+        <w:rPr>
+          <w:sz w:val="28"/>
+          <w:szCs w:val="28"/>
+        </w:rPr>
+        <w:t>0].n}}</w:t>
       </w:r>
     </w:p>
     <w:p>
@@ -1586,7 +3447,39 @@
         </w:rPr>
       </w:pPr>
       <w:r>
-        <w:t xml:space="preserve">      2. Mr. {{ws[1].n}} S/o {{bs[0].rn}} </w:t>
+        <w:rPr>
+          <w:sz w:val="28"/>
+          <w:szCs w:val="28"/>
+        </w:rPr>
+        <w:t xml:space="preserve">      </w:t>
+      </w:r>
+      <w:r>
+        <w:rPr>
+          <w:sz w:val="28"/>
+          <w:szCs w:val="28"/>
+        </w:rPr>
+        <w:t>2.</w:t>
+      </w:r>
+      <w:r>
+        <w:rPr>
+          <w:sz w:val="28"/>
+          <w:szCs w:val="28"/>
+        </w:rPr>
+        <w:t xml:space="preserve"> </w:t>
+      </w:r>
+      <w:r>
+        <w:rPr>
+          <w:sz w:val="28"/>
+          <w:szCs w:val="28"/>
+        </w:rPr>
+        <w:t>Mr. {{ws[1].n}}</w:t>
+      </w:r>
+      <w:r>
+        <w:rPr>
+          <w:sz w:val="28"/>
+          <w:szCs w:val="28"/>
+        </w:rPr>
+        <w:t xml:space="preserve"> {{ws[0].r}} {{ws[0].rn}} </w:t>
       </w:r>
     </w:p>
     <w:p>
@@ -1607,15 +3500,43 @@
         </w:rPr>
         <w:t xml:space="preserve">Resident at </w:t>
       </w:r>
-      <w:proofErr w:type="spellStart"/>
-      <w:r>
-        <w:rPr>
-          <w:sz w:val="28"/>
-          <w:szCs w:val="28"/>
-        </w:rPr>
-        <w:t>Mohlla</w:t>
-      </w:r>
-      <w:proofErr w:type="spellEnd"/>
+      <w:r>
+        <w:rPr>
+          <w:sz w:val="28"/>
+          <w:szCs w:val="28"/>
+        </w:rPr>
+        <w:t>{{</w:t>
+      </w:r>
+      <w:proofErr w:type="spellStart"/>
+      <w:r>
+        <w:rPr>
+          <w:sz w:val="28"/>
+          <w:szCs w:val="28"/>
+        </w:rPr>
+        <w:t>ws</w:t>
+      </w:r>
+      <w:proofErr w:type="spellEnd"/>
+      <w:r>
+        <w:rPr>
+          <w:sz w:val="28"/>
+          <w:szCs w:val="28"/>
+        </w:rPr>
+        <w:t>[</w:t>
+      </w:r>
+      <w:r>
+        <w:rPr>
+          <w:sz w:val="28"/>
+          <w:szCs w:val="28"/>
+        </w:rPr>
+        <w:t>1</w:t>
+      </w:r>
+      <w:r>
+        <w:rPr>
+          <w:sz w:val="28"/>
+          <w:szCs w:val="28"/>
+        </w:rPr>
+        <w:t>].n}}</w:t>
+      </w:r>
       <w:r>
         <w:rPr>
           <w:sz w:val="28"/>
@@ -1623,130 +3544,8 @@
         </w:rPr>
         <w:t xml:space="preserve"> </w:t>
       </w:r>
-      <w:proofErr w:type="spellStart"/>
-      <w:r>
-        <w:rPr>
-          <w:sz w:val="28"/>
-          <w:szCs w:val="28"/>
-        </w:rPr>
-        <w:t>Brahmano</w:t>
-      </w:r>
-      <w:proofErr w:type="spellEnd"/>
-      <w:r>
-        <w:rPr>
-          <w:sz w:val="28"/>
-          <w:szCs w:val="28"/>
-        </w:rPr>
-        <w:t xml:space="preserve"> </w:t>
-      </w:r>
-      <w:proofErr w:type="spellStart"/>
-      <w:r>
-        <w:rPr>
-          <w:sz w:val="28"/>
-          <w:szCs w:val="28"/>
-        </w:rPr>
-        <w:t>ka</w:t>
-      </w:r>
-      <w:proofErr w:type="spellEnd"/>
-      <w:r>
-        <w:rPr>
-          <w:sz w:val="28"/>
-          <w:szCs w:val="28"/>
-        </w:rPr>
-        <w:t>, ward No. 3,</w:t>
-      </w:r>
-    </w:p>
-    <w:p>
-      <w:pPr>
-        <w:pStyle w:val="Standard"/>
-        <w:spacing w:after="0"/>
-        <w:ind w:left="720"/>
-        <w:jc w:val="both"/>
-        <w:rPr>
-          <w:sz w:val="28"/>
-          <w:szCs w:val="28"/>
-        </w:rPr>
-      </w:pPr>
-      <w:proofErr w:type="spellStart"/>
-      <w:r>
-        <w:rPr>
-          <w:sz w:val="28"/>
-          <w:szCs w:val="28"/>
-        </w:rPr>
-        <w:t>Neem</w:t>
-      </w:r>
-      <w:proofErr w:type="spellEnd"/>
-      <w:r>
-        <w:rPr>
-          <w:sz w:val="28"/>
-          <w:szCs w:val="28"/>
-        </w:rPr>
-        <w:t xml:space="preserve"> </w:t>
-      </w:r>
-      <w:proofErr w:type="spellStart"/>
-      <w:r>
-        <w:rPr>
-          <w:sz w:val="28"/>
-          <w:szCs w:val="28"/>
-        </w:rPr>
-        <w:t>ka</w:t>
-      </w:r>
-      <w:proofErr w:type="spellEnd"/>
-      <w:r>
-        <w:rPr>
-          <w:sz w:val="28"/>
-          <w:szCs w:val="28"/>
-        </w:rPr>
-        <w:t xml:space="preserve"> </w:t>
-      </w:r>
-      <w:proofErr w:type="spellStart"/>
-      <w:r>
-        <w:rPr>
-          <w:sz w:val="28"/>
-          <w:szCs w:val="28"/>
-        </w:rPr>
-        <w:t>Thna</w:t>
-      </w:r>
-      <w:proofErr w:type="spellEnd"/>
-      <w:r>
-        <w:rPr>
-          <w:sz w:val="28"/>
-          <w:szCs w:val="28"/>
-        </w:rPr>
-        <w:t xml:space="preserve">, </w:t>
-      </w:r>
-      <w:proofErr w:type="spellStart"/>
-      <w:r>
-        <w:rPr>
-          <w:sz w:val="28"/>
-          <w:szCs w:val="28"/>
-        </w:rPr>
-        <w:t>Chala</w:t>
-      </w:r>
-      <w:proofErr w:type="spellEnd"/>
-      <w:r>
-        <w:rPr>
-          <w:sz w:val="28"/>
-          <w:szCs w:val="28"/>
-        </w:rPr>
-        <w:t xml:space="preserve">, Dist. </w:t>
-      </w:r>
-      <w:proofErr w:type="spellStart"/>
-      <w:r>
-        <w:rPr>
-          <w:sz w:val="28"/>
-          <w:szCs w:val="28"/>
-        </w:rPr>
-        <w:t>Sikar</w:t>
-      </w:r>
-      <w:proofErr w:type="spellEnd"/>
-      <w:r>
-        <w:rPr>
-          <w:sz w:val="28"/>
-          <w:szCs w:val="28"/>
-        </w:rPr>
-        <w:t xml:space="preserve"> </w:t>
-      </w:r>
+      <w:bookmarkStart w:id="0" w:name="_GoBack"/>
+      <w:bookmarkEnd w:id="0"/>
     </w:p>
     <w:p>
       <w:pPr>
@@ -1875,7 +3674,12 @@
       </w:r>
     </w:p>
     <w:sectPr>
-      <w:headerReference w:type="default" r:id="rId7"/>
+      <w:headerReference w:type="even" r:id="rId7"/>
+      <w:headerReference w:type="default" r:id="rId8"/>
+      <w:footerReference w:type="even" r:id="rId9"/>
+      <w:footerReference w:type="default" r:id="rId10"/>
+      <w:headerReference w:type="first" r:id="rId11"/>
+      <w:footerReference w:type="first" r:id="rId12"/>
       <w:pgSz w:w="12240" w:h="20160"/>
       <w:pgMar w:top="1440" w:right="1152" w:bottom="2880" w:left="1440" w:header="720" w:footer="720" w:gutter="0"/>
       <w:cols w:space="720"/>
@@ -1905,6 +3709,36 @@
 </w:endnotes>
 </file>
 
+<file path=word/footer1.xml><?xml version="1.0" encoding="utf-8"?>
+<w:ftr xmlns:wpc="http://schemas.microsoft.com/office/word/2010/wordprocessingCanvas" xmlns:mc="http://schemas.openxmlformats.org/markup-compatibility/2006" xmlns:o="urn:schemas-microsoft-com:office:office" xmlns:r="http://schemas.openxmlformats.org/officeDocument/2006/relationships" xmlns:m="http://schemas.openxmlformats.org/officeDocument/2006/math" xmlns:v="urn:schemas-microsoft-com:vml" xmlns:wp14="http://schemas.microsoft.com/office/word/2010/wordprocessingDrawing" xmlns:wp="http://schemas.openxmlformats.org/drawingml/2006/wordprocessingDrawing" xmlns:w10="urn:schemas-microsoft-com:office:word" xmlns:w="http://schemas.openxmlformats.org/wordprocessingml/2006/main" xmlns:w14="http://schemas.microsoft.com/office/word/2010/wordml" xmlns:w15="http://schemas.microsoft.com/office/word/2012/wordml" xmlns:wpg="http://schemas.microsoft.com/office/word/2010/wordprocessingGroup" xmlns:wpi="http://schemas.microsoft.com/office/word/2010/wordprocessingInk" xmlns:wne="http://schemas.microsoft.com/office/word/2006/wordml" xmlns:wps="http://schemas.microsoft.com/office/word/2010/wordprocessingShape" mc:Ignorable="w14 w15 wp14">
+  <w:p>
+    <w:pPr>
+      <w:pStyle w:val="Footer"/>
+    </w:pPr>
+  </w:p>
+</w:ftr>
+</file>
+
+<file path=word/footer2.xml><?xml version="1.0" encoding="utf-8"?>
+<w:ftr xmlns:wpc="http://schemas.microsoft.com/office/word/2010/wordprocessingCanvas" xmlns:mc="http://schemas.openxmlformats.org/markup-compatibility/2006" xmlns:o="urn:schemas-microsoft-com:office:office" xmlns:r="http://schemas.openxmlformats.org/officeDocument/2006/relationships" xmlns:m="http://schemas.openxmlformats.org/officeDocument/2006/math" xmlns:v="urn:schemas-microsoft-com:vml" xmlns:wp14="http://schemas.microsoft.com/office/word/2010/wordprocessingDrawing" xmlns:wp="http://schemas.openxmlformats.org/drawingml/2006/wordprocessingDrawing" xmlns:w10="urn:schemas-microsoft-com:office:word" xmlns:w="http://schemas.openxmlformats.org/wordprocessingml/2006/main" xmlns:w14="http://schemas.microsoft.com/office/word/2010/wordml" xmlns:w15="http://schemas.microsoft.com/office/word/2012/wordml" xmlns:wpg="http://schemas.microsoft.com/office/word/2010/wordprocessingGroup" xmlns:wpi="http://schemas.microsoft.com/office/word/2010/wordprocessingInk" xmlns:wne="http://schemas.microsoft.com/office/word/2006/wordml" xmlns:wps="http://schemas.microsoft.com/office/word/2010/wordprocessingShape" mc:Ignorable="w14 w15 wp14">
+  <w:p>
+    <w:pPr>
+      <w:pStyle w:val="Footer"/>
+    </w:pPr>
+  </w:p>
+</w:ftr>
+</file>
+
+<file path=word/footer3.xml><?xml version="1.0" encoding="utf-8"?>
+<w:ftr xmlns:wpc="http://schemas.microsoft.com/office/word/2010/wordprocessingCanvas" xmlns:mc="http://schemas.openxmlformats.org/markup-compatibility/2006" xmlns:o="urn:schemas-microsoft-com:office:office" xmlns:r="http://schemas.openxmlformats.org/officeDocument/2006/relationships" xmlns:m="http://schemas.openxmlformats.org/officeDocument/2006/math" xmlns:v="urn:schemas-microsoft-com:vml" xmlns:wp14="http://schemas.microsoft.com/office/word/2010/wordprocessingDrawing" xmlns:wp="http://schemas.openxmlformats.org/drawingml/2006/wordprocessingDrawing" xmlns:w10="urn:schemas-microsoft-com:office:word" xmlns:w="http://schemas.openxmlformats.org/wordprocessingml/2006/main" xmlns:w14="http://schemas.microsoft.com/office/word/2010/wordml" xmlns:w15="http://schemas.microsoft.com/office/word/2012/wordml" xmlns:wpg="http://schemas.microsoft.com/office/word/2010/wordprocessingGroup" xmlns:wpi="http://schemas.microsoft.com/office/word/2010/wordprocessingInk" xmlns:wne="http://schemas.microsoft.com/office/word/2006/wordml" xmlns:wps="http://schemas.microsoft.com/office/word/2010/wordprocessingShape" mc:Ignorable="w14 w15 wp14">
+  <w:p>
+    <w:pPr>
+      <w:pStyle w:val="Footer"/>
+    </w:pPr>
+  </w:p>
+</w:ftr>
+</file>
+
 <file path=word/footnotes.xml><?xml version="1.0" encoding="utf-8"?>
 <w:footnotes xmlns:wpc="http://schemas.microsoft.com/office/word/2010/wordprocessingCanvas" xmlns:mc="http://schemas.openxmlformats.org/markup-compatibility/2006" xmlns:o="urn:schemas-microsoft-com:office:office" xmlns:r="http://schemas.openxmlformats.org/officeDocument/2006/relationships" xmlns:m="http://schemas.openxmlformats.org/officeDocument/2006/math" xmlns:v="urn:schemas-microsoft-com:vml" xmlns:wp14="http://schemas.microsoft.com/office/word/2010/wordprocessingDrawing" xmlns:wp="http://schemas.openxmlformats.org/drawingml/2006/wordprocessingDrawing" xmlns:w10="urn:schemas-microsoft-com:office:word" xmlns:w="http://schemas.openxmlformats.org/wordprocessingml/2006/main" xmlns:w14="http://schemas.microsoft.com/office/word/2010/wordml" xmlns:w15="http://schemas.microsoft.com/office/word/2012/wordml" xmlns:wpg="http://schemas.microsoft.com/office/word/2010/wordprocessingGroup" xmlns:wpi="http://schemas.microsoft.com/office/word/2010/wordprocessingInk" xmlns:wne="http://schemas.microsoft.com/office/word/2006/wordml" xmlns:wps="http://schemas.microsoft.com/office/word/2010/wordprocessingShape" mc:Ignorable="w14 w15 wp14">
   <w:footnote w:type="separator" w:id="-1">
@@ -1928,6 +3762,16 @@
 </file>
 
 <file path=word/header1.xml><?xml version="1.0" encoding="utf-8"?>
+<w:hdr xmlns:wpc="http://schemas.microsoft.com/office/word/2010/wordprocessingCanvas" xmlns:mc="http://schemas.openxmlformats.org/markup-compatibility/2006" xmlns:o="urn:schemas-microsoft-com:office:office" xmlns:r="http://schemas.openxmlformats.org/officeDocument/2006/relationships" xmlns:m="http://schemas.openxmlformats.org/officeDocument/2006/math" xmlns:v="urn:schemas-microsoft-com:vml" xmlns:wp14="http://schemas.microsoft.com/office/word/2010/wordprocessingDrawing" xmlns:wp="http://schemas.openxmlformats.org/drawingml/2006/wordprocessingDrawing" xmlns:w10="urn:schemas-microsoft-com:office:word" xmlns:w="http://schemas.openxmlformats.org/wordprocessingml/2006/main" xmlns:w14="http://schemas.microsoft.com/office/word/2010/wordml" xmlns:w15="http://schemas.microsoft.com/office/word/2012/wordml" xmlns:wpg="http://schemas.microsoft.com/office/word/2010/wordprocessingGroup" xmlns:wpi="http://schemas.microsoft.com/office/word/2010/wordprocessingInk" xmlns:wne="http://schemas.microsoft.com/office/word/2006/wordml" xmlns:wps="http://schemas.microsoft.com/office/word/2010/wordprocessingShape" mc:Ignorable="w14 w15 wp14">
+  <w:p>
+    <w:pPr>
+      <w:pStyle w:val="Header"/>
+    </w:pPr>
+  </w:p>
+</w:hdr>
+</file>
+
+<file path=word/header2.xml><?xml version="1.0" encoding="utf-8"?>
 <w:hdr xmlns:wpc="http://schemas.microsoft.com/office/word/2010/wordprocessingCanvas" xmlns:mc="http://schemas.openxmlformats.org/markup-compatibility/2006" xmlns:o="urn:schemas-microsoft-com:office:office" xmlns:r="http://schemas.openxmlformats.org/officeDocument/2006/relationships" xmlns:m="http://schemas.openxmlformats.org/officeDocument/2006/math" xmlns:v="urn:schemas-microsoft-com:vml" xmlns:wp14="http://schemas.microsoft.com/office/word/2010/wordprocessingDrawing" xmlns:wp="http://schemas.openxmlformats.org/drawingml/2006/wordprocessingDrawing" xmlns:w10="urn:schemas-microsoft-com:office:word" xmlns:w="http://schemas.openxmlformats.org/wordprocessingml/2006/main" xmlns:w14="http://schemas.microsoft.com/office/word/2010/wordml" xmlns:w15="http://schemas.microsoft.com/office/word/2012/wordml" xmlns:wpg="http://schemas.microsoft.com/office/word/2010/wordprocessingGroup" xmlns:wpi="http://schemas.microsoft.com/office/word/2010/wordprocessingInk" xmlns:wne="http://schemas.microsoft.com/office/word/2006/wordml" xmlns:wps="http://schemas.microsoft.com/office/word/2010/wordprocessingShape" mc:Ignorable="w14 w15 wp14">
   <w:sdt>
     <w:sdtPr>
@@ -1961,7 +3805,7 @@
           <w:rPr>
             <w:noProof/>
           </w:rPr>
-          <w:t>2</w:t>
+          <w:t>6</w:t>
         </w:r>
         <w:r>
           <w:rPr>
@@ -1972,6 +3816,16 @@
       </w:p>
     </w:sdtContent>
   </w:sdt>
+  <w:p>
+    <w:pPr>
+      <w:pStyle w:val="Header"/>
+    </w:pPr>
+  </w:p>
+</w:hdr>
+</file>
+
+<file path=word/header3.xml><?xml version="1.0" encoding="utf-8"?>
+<w:hdr xmlns:wpc="http://schemas.microsoft.com/office/word/2010/wordprocessingCanvas" xmlns:mc="http://schemas.openxmlformats.org/markup-compatibility/2006" xmlns:o="urn:schemas-microsoft-com:office:office" xmlns:r="http://schemas.openxmlformats.org/officeDocument/2006/relationships" xmlns:m="http://schemas.openxmlformats.org/officeDocument/2006/math" xmlns:v="urn:schemas-microsoft-com:vml" xmlns:wp14="http://schemas.microsoft.com/office/word/2010/wordprocessingDrawing" xmlns:wp="http://schemas.openxmlformats.org/drawingml/2006/wordprocessingDrawing" xmlns:w10="urn:schemas-microsoft-com:office:word" xmlns:w="http://schemas.openxmlformats.org/wordprocessingml/2006/main" xmlns:w14="http://schemas.microsoft.com/office/word/2010/wordml" xmlns:w15="http://schemas.microsoft.com/office/word/2012/wordml" xmlns:wpg="http://schemas.microsoft.com/office/word/2010/wordprocessingGroup" xmlns:wpi="http://schemas.microsoft.com/office/word/2010/wordprocessingInk" xmlns:wne="http://schemas.microsoft.com/office/word/2006/wordml" xmlns:wps="http://schemas.microsoft.com/office/word/2010/wordprocessingShape" mc:Ignorable="w14 w15 wp14">
   <w:p>
     <w:pPr>
       <w:pStyle w:val="Header"/>
